--- a/server-storage/documents/Jonik_Ndovu_Farm_V3_Investor_Brief.docx
+++ b/server-storage/documents/Jonik_Ndovu_Farm_V3_Investor_Brief.docx
@@ -4,276 +4,4751 @@
   <w:body>
     <w:p>
       <w:pPr>
-        <w:jc w:val="center"/>
+        <w:spacing w:before="0" w:after="80"/>
       </w:pPr>
       <w:r>
         <w:rPr>
+          <w:rFonts w:ascii="Calibri" w:hAnsi="Calibri"/>
           <w:b/>
-          <w:color w:val="153F35"/>
-          <w:sz w:val="22"/>
+          <w:color w:val="A88B65"/>
+          <w:sz w:val="18"/>
         </w:rPr>
-        <w:t>JONIK NDOVU FARM</w:t>
+        <w:t>JONIK NDOVU FARM INVESTOR PACKAGE · EXECUTIVE OVERVIEW</w:t>
       </w:r>
     </w:p>
     <w:p>
       <w:pPr>
-        <w:jc w:val="center"/>
+        <w:spacing w:before="40" w:after="80"/>
       </w:pPr>
       <w:r>
         <w:rPr>
+          <w:rFonts w:ascii="Georgia" w:hAnsi="Georgia"/>
           <w:b/>
-          <w:color w:val="153F35"/>
-          <w:sz w:val="48"/>
+          <w:color w:val="19382D"/>
+          <w:sz w:val="44"/>
         </w:rPr>
-        <w:t>Investor Brief — 5-Minute Overview</w:t>
+        <w:t>Investor 5-Minute Brief</w:t>
       </w:r>
     </w:p>
     <w:p>
       <w:pPr>
-        <w:jc w:val="center"/>
+        <w:spacing w:before="0" w:after="280"/>
       </w:pPr>
       <w:r>
         <w:rPr>
-          <w:color w:val="B78A4A"/>
-          <w:sz w:val="16"/>
+          <w:rFonts w:ascii="Calibri" w:hAnsi="Calibri"/>
+          <w:color w:val="646464"/>
+          <w:sz w:val="21"/>
         </w:rPr>
-        <w:t>VERSION 3.0  |  INVESTOR WORKING DRAFT  |  OCTOBER 2026</w:t>
+        <w:t>Decision-Useful Overview of the US$2.4M Hospitality-Led Agro-Tourism Opportunity</w:t>
       </w:r>
     </w:p>
-    <w:p/>
+    <w:tbl>
+      <w:tblPr>
+        <w:tblW w:type="auto" w:w="0"/>
+        <w:jc w:val="center"/>
+        <w:tblLayout w:type="fixed"/>
+        <w:tblLook w:firstColumn="1" w:firstRow="1" w:lastColumn="0" w:lastRow="0" w:noHBand="0" w:noVBand="1" w:val="04A0"/>
+      </w:tblPr>
+      <w:tblGrid>
+        <w:gridCol w:w="1958"/>
+        <w:gridCol w:w="1958"/>
+        <w:gridCol w:w="1958"/>
+        <w:gridCol w:w="1958"/>
+        <w:gridCol w:w="1958"/>
+      </w:tblGrid>
+      <w:tr>
+        <w:tc>
+          <w:tcPr>
+            <w:tcW w:type="dxa" w:w="1872"/>
+            <w:shd w:fill="19382D"/>
+            <w:tcMar>
+              <w:top w:w="140" w:type="dxa"/>
+              <w:bottom w:w="140" w:type="dxa"/>
+              <w:left w:w="180" w:type="dxa"/>
+              <w:right w:w="180" w:type="dxa"/>
+            </w:tcMar>
+          </w:tcPr>
+          <w:p>
+            <w:pPr>
+              <w:jc w:val="left"/>
+            </w:pPr>
+            <w:r>
+              <w:rPr>
+                <w:rFonts w:ascii="Calibri" w:hAnsi="Calibri"/>
+                <w:b/>
+                <w:color w:val="F7F4EC"/>
+                <w:sz w:val="19"/>
+              </w:rPr>
+              <w:t>Document ID</w:t>
+            </w:r>
+          </w:p>
+        </w:tc>
+        <w:tc>
+          <w:tcPr>
+            <w:tcW w:type="dxa" w:w="1728"/>
+            <w:shd w:fill="19382D"/>
+            <w:tcMar>
+              <w:top w:w="140" w:type="dxa"/>
+              <w:bottom w:w="140" w:type="dxa"/>
+              <w:left w:w="180" w:type="dxa"/>
+              <w:right w:w="180" w:type="dxa"/>
+            </w:tcMar>
+          </w:tcPr>
+          <w:p>
+            <w:pPr>
+              <w:jc w:val="left"/>
+            </w:pPr>
+            <w:r>
+              <w:rPr>
+                <w:rFonts w:ascii="Calibri" w:hAnsi="Calibri"/>
+                <w:b/>
+                <w:color w:val="F7F4EC"/>
+                <w:sz w:val="19"/>
+              </w:rPr>
+              <w:t>Version</w:t>
+            </w:r>
+          </w:p>
+        </w:tc>
+        <w:tc>
+          <w:tcPr>
+            <w:tcW w:type="dxa" w:w="1872"/>
+            <w:shd w:fill="19382D"/>
+            <w:tcMar>
+              <w:top w:w="140" w:type="dxa"/>
+              <w:bottom w:w="140" w:type="dxa"/>
+              <w:left w:w="180" w:type="dxa"/>
+              <w:right w:w="180" w:type="dxa"/>
+            </w:tcMar>
+          </w:tcPr>
+          <w:p>
+            <w:pPr>
+              <w:jc w:val="left"/>
+            </w:pPr>
+            <w:r>
+              <w:rPr>
+                <w:rFonts w:ascii="Calibri" w:hAnsi="Calibri"/>
+                <w:b/>
+                <w:color w:val="F7F4EC"/>
+                <w:sz w:val="19"/>
+              </w:rPr>
+              <w:t>Date</w:t>
+            </w:r>
+          </w:p>
+        </w:tc>
+        <w:tc>
+          <w:tcPr>
+            <w:tcW w:type="dxa" w:w="2592"/>
+            <w:shd w:fill="19382D"/>
+            <w:tcMar>
+              <w:top w:w="140" w:type="dxa"/>
+              <w:bottom w:w="140" w:type="dxa"/>
+              <w:left w:w="180" w:type="dxa"/>
+              <w:right w:w="180" w:type="dxa"/>
+            </w:tcMar>
+          </w:tcPr>
+          <w:p>
+            <w:pPr>
+              <w:jc w:val="left"/>
+            </w:pPr>
+            <w:r>
+              <w:rPr>
+                <w:rFonts w:ascii="Calibri" w:hAnsi="Calibri"/>
+                <w:b/>
+                <w:color w:val="F7F4EC"/>
+                <w:sz w:val="19"/>
+              </w:rPr>
+              <w:t>Confidentiality Tier</w:t>
+            </w:r>
+          </w:p>
+        </w:tc>
+        <w:tc>
+          <w:tcPr>
+            <w:tcW w:type="dxa" w:w="1728"/>
+            <w:shd w:fill="19382D"/>
+            <w:tcMar>
+              <w:top w:w="140" w:type="dxa"/>
+              <w:bottom w:w="140" w:type="dxa"/>
+              <w:left w:w="180" w:type="dxa"/>
+              <w:right w:w="180" w:type="dxa"/>
+            </w:tcMar>
+          </w:tcPr>
+          <w:p>
+            <w:pPr>
+              <w:jc w:val="left"/>
+            </w:pPr>
+            <w:r>
+              <w:rPr>
+                <w:rFonts w:ascii="Calibri" w:hAnsi="Calibri"/>
+                <w:b/>
+                <w:color w:val="F7F4EC"/>
+                <w:sz w:val="19"/>
+              </w:rPr>
+              <w:t>Project Status</w:t>
+            </w:r>
+          </w:p>
+        </w:tc>
+      </w:tr>
+      <w:tr>
+        <w:tc>
+          <w:tcPr>
+            <w:tcW w:type="dxa" w:w="1872"/>
+            <w:shd w:fill="FFFFFF"/>
+            <w:tcMar>
+              <w:top w:w="100" w:type="dxa"/>
+              <w:bottom w:w="100" w:type="dxa"/>
+              <w:left w:w="160" w:type="dxa"/>
+              <w:right w:w="160" w:type="dxa"/>
+            </w:tcMar>
+          </w:tcPr>
+          <w:p>
+            <w:pPr>
+              <w:jc w:val="left"/>
+            </w:pPr>
+            <w:r>
+              <w:rPr>
+                <w:rFonts w:ascii="Calibri" w:hAnsi="Calibri"/>
+                <w:color w:val="282C29"/>
+                <w:sz w:val="18"/>
+              </w:rPr>
+              <w:t>DOC-02</w:t>
+            </w:r>
+          </w:p>
+        </w:tc>
+        <w:tc>
+          <w:tcPr>
+            <w:tcW w:type="dxa" w:w="1728"/>
+            <w:shd w:fill="FFFFFF"/>
+            <w:tcMar>
+              <w:top w:w="100" w:type="dxa"/>
+              <w:bottom w:w="100" w:type="dxa"/>
+              <w:left w:w="160" w:type="dxa"/>
+              <w:right w:w="160" w:type="dxa"/>
+            </w:tcMar>
+          </w:tcPr>
+          <w:p>
+            <w:pPr>
+              <w:jc w:val="left"/>
+            </w:pPr>
+            <w:r>
+              <w:rPr>
+                <w:rFonts w:ascii="Calibri" w:hAnsi="Calibri"/>
+                <w:color w:val="282C29"/>
+                <w:sz w:val="18"/>
+              </w:rPr>
+              <w:t>V3.0 Verified</w:t>
+            </w:r>
+          </w:p>
+        </w:tc>
+        <w:tc>
+          <w:tcPr>
+            <w:tcW w:type="dxa" w:w="1872"/>
+            <w:shd w:fill="FFFFFF"/>
+            <w:tcMar>
+              <w:top w:w="100" w:type="dxa"/>
+              <w:bottom w:w="100" w:type="dxa"/>
+              <w:left w:w="160" w:type="dxa"/>
+              <w:right w:w="160" w:type="dxa"/>
+            </w:tcMar>
+          </w:tcPr>
+          <w:p>
+            <w:pPr>
+              <w:jc w:val="left"/>
+            </w:pPr>
+            <w:r>
+              <w:rPr>
+                <w:rFonts w:ascii="Calibri" w:hAnsi="Calibri"/>
+                <w:color w:val="282C29"/>
+                <w:sz w:val="18"/>
+              </w:rPr>
+              <w:t>October 2026</w:t>
+            </w:r>
+          </w:p>
+        </w:tc>
+        <w:tc>
+          <w:tcPr>
+            <w:tcW w:type="dxa" w:w="2592"/>
+            <w:shd w:fill="FFFFFF"/>
+            <w:tcMar>
+              <w:top w:w="100" w:type="dxa"/>
+              <w:bottom w:w="100" w:type="dxa"/>
+              <w:left w:w="160" w:type="dxa"/>
+              <w:right w:w="160" w:type="dxa"/>
+            </w:tcMar>
+          </w:tcPr>
+          <w:p>
+            <w:pPr>
+              <w:jc w:val="left"/>
+            </w:pPr>
+            <w:r>
+              <w:rPr>
+                <w:rFonts w:ascii="Calibri" w:hAnsi="Calibri"/>
+                <w:color w:val="282C29"/>
+                <w:sz w:val="18"/>
+              </w:rPr>
+              <w:t>Tier 2 Registered</w:t>
+            </w:r>
+          </w:p>
+        </w:tc>
+        <w:tc>
+          <w:tcPr>
+            <w:tcW w:type="dxa" w:w="1728"/>
+            <w:shd w:fill="FFFFFF"/>
+            <w:tcMar>
+              <w:top w:w="100" w:type="dxa"/>
+              <w:bottom w:w="100" w:type="dxa"/>
+              <w:left w:w="160" w:type="dxa"/>
+              <w:right w:w="160" w:type="dxa"/>
+            </w:tcMar>
+          </w:tcPr>
+          <w:p>
+            <w:pPr>
+              <w:jc w:val="left"/>
+            </w:pPr>
+            <w:r>
+              <w:rPr>
+                <w:rFonts w:ascii="Calibri" w:hAnsi="Calibri"/>
+                <w:color w:val="282C29"/>
+                <w:sz w:val="18"/>
+              </w:rPr>
+              <w:t>Active Diligence</w:t>
+            </w:r>
+          </w:p>
+        </w:tc>
+      </w:tr>
+    </w:tbl>
     <w:p>
+      <w:pPr>
+        <w:spacing w:before="80" w:after="160"/>
+      </w:pPr>
+    </w:p>
+    <w:tbl>
+      <w:tblPr>
+        <w:tblW w:type="auto" w:w="0"/>
+        <w:jc w:val="center"/>
+        <w:tblLayout w:type="fixed"/>
+        <w:tblLook w:firstColumn="1" w:firstRow="1" w:lastColumn="0" w:lastRow="0" w:noHBand="0" w:noVBand="1" w:val="04A0"/>
+      </w:tblPr>
+      <w:tblGrid>
+        <w:gridCol w:w="9792"/>
+      </w:tblGrid>
+      <w:tr>
+        <w:tc>
+          <w:tcPr>
+            <w:tcW w:type="dxa" w:w="9792"/>
+            <w:shd w:fill="F7F4EC"/>
+            <w:tcMar>
+              <w:top w:w="160" w:type="dxa"/>
+              <w:bottom w:w="160" w:type="dxa"/>
+              <w:left w:w="240" w:type="dxa"/>
+              <w:right w:w="200" w:type="dxa"/>
+            </w:tcMar>
+            <w:tcBorders>
+              <w:top w:val="none"/>
+              <w:left w:val="single" w:sz="24" w:space="0" w:color="A88B65"/>
+              <w:bottom w:val="none"/>
+              <w:right w:val="none"/>
+            </w:tcBorders>
+          </w:tcPr>
+          <w:p>
+            <w:pPr>
+              <w:spacing w:before="40" w:after="40"/>
+            </w:pPr>
+            <w:r>
+              <w:rPr>
+                <w:rFonts w:ascii="Calibri" w:hAnsi="Calibri"/>
+                <w:b/>
+                <w:color w:val="A88B65"/>
+                <w:sz w:val="19"/>
+              </w:rPr>
+              <w:t>EXECUTIVE SUMMARY &amp; STRATEGIC THESIS</w:t>
+              <w:br/>
+            </w:r>
+            <w:r>
+              <w:rPr>
+                <w:rFonts w:ascii="Georgia" w:hAnsi="Georgia"/>
+                <w:i/>
+                <w:color w:val="19382D"/>
+                <w:sz w:val="19"/>
+              </w:rPr>
+              <w:t>Jonik Ndovu Farm is a hospitality-led agro-tourism destination in Segera, Laikipia County, Kenya. The project combines 12–15 boutique low-impact accommodation suites with authentic permaculture, culinary farm-to-table dining, and nature-based guest activities. The starting 8 hectares are already owned; the capital requirement is US$2.4 million in total, which includes funding the acquisition of approximately 7 additional adjacent hectares to secure an ultimate 15-hectare footprint.</w:t>
+            </w:r>
+          </w:p>
+        </w:tc>
+      </w:tr>
+    </w:tbl>
+    <w:p>
+      <w:pPr>
+        <w:spacing w:before="80" w:after="160"/>
+      </w:pPr>
+    </w:p>
+    <w:p>
+      <w:pPr>
+        <w:keepNext/>
+        <w:spacing w:before="320" w:after="120"/>
+      </w:pPr>
       <w:r>
-        <w:drawing>
-          <wp:inline xmlns:a="http://schemas.openxmlformats.org/drawingml/2006/main" xmlns:pic="http://schemas.openxmlformats.org/drawingml/2006/picture">
-            <wp:extent cx="5669280" cy="5285422"/>
-            <wp:docPr id="1" name="Picture 1"/>
-            <wp:cNvGraphicFramePr>
-              <a:graphicFrameLocks noChangeAspect="1"/>
-            </wp:cNvGraphicFramePr>
-            <a:graphic>
-              <a:graphicData uri="http://schemas.openxmlformats.org/drawingml/2006/picture">
-                <pic:pic>
-                  <pic:nvPicPr>
-                    <pic:cNvPr id="0" name="V3_Concept_Cover_Visual.jpg"/>
-                    <pic:cNvPicPr/>
-                  </pic:nvPicPr>
-                  <pic:blipFill>
-                    <a:blip r:embed="rId9"/>
-                    <a:stretch>
-                      <a:fillRect/>
-                    </a:stretch>
-                  </pic:blipFill>
-                  <pic:spPr>
-                    <a:xfrm>
-                      <a:off x="0" y="0"/>
-                      <a:ext cx="5669280" cy="5285422"/>
-                    </a:xfrm>
-                    <a:prstGeom prst="rect"/>
-                  </pic:spPr>
-                </pic:pic>
-              </a:graphicData>
-            </a:graphic>
-          </wp:inline>
-        </w:drawing>
+        <w:rPr>
+          <w:rFonts w:ascii="Georgia" w:hAnsi="Georgia"/>
+          <w:b/>
+          <w:color w:val="19382D"/>
+          <w:sz w:val="28"/>
+        </w:rPr>
+        <w:t>1. Core Project Parameters &amp; Baseline Facts</w:t>
       </w:r>
     </w:p>
     <w:p>
       <w:pPr>
-        <w:pStyle w:val="Heading1"/>
+        <w:spacing w:before="40" w:after="120" w:line="276" w:lineRule="auto"/>
       </w:pPr>
       <w:r>
-        <w:t>The proposition</w:t>
+        <w:t>The following project parameters represent the verified and developer-surveyed baseline facts for Jonik Ndovu Farm. Located in the Segera sector of Laikipia, the property borders major neighboring wildlife zones in the Greater Ewaso ecosystem, including the globally celebrated Lewa Wildlife Conservancy and Ol Pejeta Conservancy—internationally recognized strongholds for rhinos and large predators.</w:t>
       </w:r>
     </w:p>
+    <w:tbl>
+      <w:tblPr>
+        <w:tblW w:type="auto" w:w="0"/>
+        <w:jc w:val="center"/>
+        <w:tblLayout w:type="fixed"/>
+        <w:tblLook w:firstColumn="1" w:firstRow="1" w:lastColumn="0" w:lastRow="0" w:noHBand="0" w:noVBand="1" w:val="04A0"/>
+      </w:tblPr>
+      <w:tblGrid>
+        <w:gridCol w:w="3264"/>
+        <w:gridCol w:w="3264"/>
+        <w:gridCol w:w="3264"/>
+      </w:tblGrid>
+      <w:tr>
+        <w:tc>
+          <w:tcPr>
+            <w:tcW w:type="dxa" w:w="2592"/>
+            <w:shd w:fill="19382D"/>
+            <w:tcMar>
+              <w:top w:w="140" w:type="dxa"/>
+              <w:bottom w:w="140" w:type="dxa"/>
+              <w:left w:w="180" w:type="dxa"/>
+              <w:right w:w="180" w:type="dxa"/>
+            </w:tcMar>
+          </w:tcPr>
+          <w:p>
+            <w:pPr>
+              <w:jc w:val="left"/>
+            </w:pPr>
+            <w:r>
+              <w:rPr>
+                <w:rFonts w:ascii="Calibri" w:hAnsi="Calibri"/>
+                <w:b/>
+                <w:color w:val="F7F4EC"/>
+                <w:sz w:val="19"/>
+              </w:rPr>
+              <w:t>Project Parameter</w:t>
+            </w:r>
+          </w:p>
+        </w:tc>
+        <w:tc>
+          <w:tcPr>
+            <w:tcW w:type="dxa" w:w="2592"/>
+            <w:shd w:fill="19382D"/>
+            <w:tcMar>
+              <w:top w:w="140" w:type="dxa"/>
+              <w:bottom w:w="140" w:type="dxa"/>
+              <w:left w:w="180" w:type="dxa"/>
+              <w:right w:w="180" w:type="dxa"/>
+            </w:tcMar>
+          </w:tcPr>
+          <w:p>
+            <w:pPr>
+              <w:jc w:val="left"/>
+            </w:pPr>
+            <w:r>
+              <w:rPr>
+                <w:rFonts w:ascii="Calibri" w:hAnsi="Calibri"/>
+                <w:b/>
+                <w:color w:val="F7F4EC"/>
+                <w:sz w:val="19"/>
+              </w:rPr>
+              <w:t>Verified Value</w:t>
+            </w:r>
+          </w:p>
+        </w:tc>
+        <w:tc>
+          <w:tcPr>
+            <w:tcW w:type="dxa" w:w="4608"/>
+            <w:shd w:fill="19382D"/>
+            <w:tcMar>
+              <w:top w:w="140" w:type="dxa"/>
+              <w:bottom w:w="140" w:type="dxa"/>
+              <w:left w:w="180" w:type="dxa"/>
+              <w:right w:w="180" w:type="dxa"/>
+            </w:tcMar>
+          </w:tcPr>
+          <w:p>
+            <w:pPr>
+              <w:jc w:val="left"/>
+            </w:pPr>
+            <w:r>
+              <w:rPr>
+                <w:rFonts w:ascii="Calibri" w:hAnsi="Calibri"/>
+                <w:b/>
+                <w:color w:val="F7F4EC"/>
+                <w:sz w:val="19"/>
+              </w:rPr>
+              <w:t>Strategic Notes</w:t>
+            </w:r>
+          </w:p>
+        </w:tc>
+      </w:tr>
+      <w:tr>
+        <w:tc>
+          <w:tcPr>
+            <w:tcW w:type="dxa" w:w="2592"/>
+            <w:shd w:fill="FFFFFF"/>
+            <w:tcMar>
+              <w:top w:w="100" w:type="dxa"/>
+              <w:bottom w:w="100" w:type="dxa"/>
+              <w:left w:w="160" w:type="dxa"/>
+              <w:right w:w="160" w:type="dxa"/>
+            </w:tcMar>
+          </w:tcPr>
+          <w:p>
+            <w:pPr>
+              <w:jc w:val="left"/>
+            </w:pPr>
+            <w:r>
+              <w:rPr>
+                <w:rFonts w:ascii="Calibri" w:hAnsi="Calibri"/>
+                <w:color w:val="282C29"/>
+                <w:sz w:val="18"/>
+              </w:rPr>
+              <w:t>Project Name</w:t>
+            </w:r>
+          </w:p>
+        </w:tc>
+        <w:tc>
+          <w:tcPr>
+            <w:tcW w:type="dxa" w:w="2592"/>
+            <w:shd w:fill="FFFFFF"/>
+            <w:tcMar>
+              <w:top w:w="100" w:type="dxa"/>
+              <w:bottom w:w="100" w:type="dxa"/>
+              <w:left w:w="160" w:type="dxa"/>
+              <w:right w:w="160" w:type="dxa"/>
+            </w:tcMar>
+          </w:tcPr>
+          <w:p>
+            <w:pPr>
+              <w:jc w:val="left"/>
+            </w:pPr>
+            <w:r>
+              <w:rPr>
+                <w:rFonts w:ascii="Calibri" w:hAnsi="Calibri"/>
+                <w:color w:val="282C29"/>
+                <w:sz w:val="18"/>
+              </w:rPr>
+              <w:t>Jonik Ndovu Farm</w:t>
+            </w:r>
+          </w:p>
+        </w:tc>
+        <w:tc>
+          <w:tcPr>
+            <w:tcW w:type="dxa" w:w="4608"/>
+            <w:shd w:fill="FFFFFF"/>
+            <w:tcMar>
+              <w:top w:w="100" w:type="dxa"/>
+              <w:bottom w:w="100" w:type="dxa"/>
+              <w:left w:w="160" w:type="dxa"/>
+              <w:right w:w="160" w:type="dxa"/>
+            </w:tcMar>
+          </w:tcPr>
+          <w:p>
+            <w:pPr>
+              <w:jc w:val="left"/>
+            </w:pPr>
+            <w:r>
+              <w:rPr>
+                <w:rFonts w:ascii="Calibri" w:hAnsi="Calibri"/>
+                <w:color w:val="282C29"/>
+                <w:sz w:val="18"/>
+              </w:rPr>
+              <w:t>Distinctive hospitality-led agro-tourism destination.</w:t>
+            </w:r>
+          </w:p>
+        </w:tc>
+      </w:tr>
+      <w:tr>
+        <w:tc>
+          <w:tcPr>
+            <w:tcW w:type="dxa" w:w="2592"/>
+            <w:shd w:fill="FAF8F5"/>
+            <w:tcMar>
+              <w:top w:w="100" w:type="dxa"/>
+              <w:bottom w:w="100" w:type="dxa"/>
+              <w:left w:w="160" w:type="dxa"/>
+              <w:right w:w="160" w:type="dxa"/>
+            </w:tcMar>
+          </w:tcPr>
+          <w:p>
+            <w:pPr>
+              <w:jc w:val="left"/>
+            </w:pPr>
+            <w:r>
+              <w:rPr>
+                <w:rFonts w:ascii="Calibri" w:hAnsi="Calibri"/>
+                <w:color w:val="282C29"/>
+                <w:sz w:val="18"/>
+              </w:rPr>
+              <w:t>Location</w:t>
+            </w:r>
+          </w:p>
+        </w:tc>
+        <w:tc>
+          <w:tcPr>
+            <w:tcW w:type="dxa" w:w="2592"/>
+            <w:shd w:fill="FAF8F5"/>
+            <w:tcMar>
+              <w:top w:w="100" w:type="dxa"/>
+              <w:bottom w:w="100" w:type="dxa"/>
+              <w:left w:w="160" w:type="dxa"/>
+              <w:right w:w="160" w:type="dxa"/>
+            </w:tcMar>
+          </w:tcPr>
+          <w:p>
+            <w:pPr>
+              <w:jc w:val="left"/>
+            </w:pPr>
+            <w:r>
+              <w:rPr>
+                <w:rFonts w:ascii="Calibri" w:hAnsi="Calibri"/>
+                <w:color w:val="282C29"/>
+                <w:sz w:val="18"/>
+              </w:rPr>
+              <w:t>Segera, Laikipia County, Kenya</w:t>
+            </w:r>
+          </w:p>
+        </w:tc>
+        <w:tc>
+          <w:tcPr>
+            <w:tcW w:type="dxa" w:w="4608"/>
+            <w:shd w:fill="FAF8F5"/>
+            <w:tcMar>
+              <w:top w:w="100" w:type="dxa"/>
+              <w:bottom w:w="100" w:type="dxa"/>
+              <w:left w:w="160" w:type="dxa"/>
+              <w:right w:w="160" w:type="dxa"/>
+            </w:tcMar>
+          </w:tcPr>
+          <w:p>
+            <w:pPr>
+              <w:jc w:val="left"/>
+            </w:pPr>
+            <w:r>
+              <w:rPr>
+                <w:rFonts w:ascii="Calibri" w:hAnsi="Calibri"/>
+                <w:color w:val="282C29"/>
+                <w:sz w:val="18"/>
+              </w:rPr>
+              <w:t>Adjacent to Greater Ewaso corridor, ~1,800m elevation.</w:t>
+            </w:r>
+          </w:p>
+        </w:tc>
+      </w:tr>
+      <w:tr>
+        <w:tc>
+          <w:tcPr>
+            <w:tcW w:type="dxa" w:w="2592"/>
+            <w:shd w:fill="FFFFFF"/>
+            <w:tcMar>
+              <w:top w:w="100" w:type="dxa"/>
+              <w:bottom w:w="100" w:type="dxa"/>
+              <w:left w:w="160" w:type="dxa"/>
+              <w:right w:w="160" w:type="dxa"/>
+            </w:tcMar>
+          </w:tcPr>
+          <w:p>
+            <w:pPr>
+              <w:jc w:val="left"/>
+            </w:pPr>
+            <w:r>
+              <w:rPr>
+                <w:rFonts w:ascii="Calibri" w:hAnsi="Calibri"/>
+                <w:color w:val="282C29"/>
+                <w:sz w:val="18"/>
+              </w:rPr>
+              <w:t>Capital Requirement</w:t>
+            </w:r>
+          </w:p>
+        </w:tc>
+        <w:tc>
+          <w:tcPr>
+            <w:tcW w:type="dxa" w:w="2592"/>
+            <w:shd w:fill="FFFFFF"/>
+            <w:tcMar>
+              <w:top w:w="100" w:type="dxa"/>
+              <w:bottom w:w="100" w:type="dxa"/>
+              <w:left w:w="160" w:type="dxa"/>
+              <w:right w:w="160" w:type="dxa"/>
+            </w:tcMar>
+          </w:tcPr>
+          <w:p>
+            <w:pPr>
+              <w:jc w:val="left"/>
+            </w:pPr>
+            <w:r>
+              <w:rPr>
+                <w:rFonts w:ascii="Calibri" w:hAnsi="Calibri"/>
+                <w:color w:val="282C29"/>
+                <w:sz w:val="18"/>
+              </w:rPr>
+              <w:t>US$2.4 Million Total</w:t>
+            </w:r>
+          </w:p>
+        </w:tc>
+        <w:tc>
+          <w:tcPr>
+            <w:tcW w:type="dxa" w:w="4608"/>
+            <w:shd w:fill="FFFFFF"/>
+            <w:tcMar>
+              <w:top w:w="100" w:type="dxa"/>
+              <w:bottom w:w="100" w:type="dxa"/>
+              <w:left w:w="160" w:type="dxa"/>
+              <w:right w:w="160" w:type="dxa"/>
+            </w:tcMar>
+          </w:tcPr>
+          <w:p>
+            <w:pPr>
+              <w:jc w:val="left"/>
+            </w:pPr>
+            <w:r>
+              <w:rPr>
+                <w:rFonts w:ascii="Calibri" w:hAnsi="Calibri"/>
+                <w:color w:val="282C29"/>
+                <w:sz w:val="18"/>
+              </w:rPr>
+              <w:t>Inclusive of ~7 ha land purchase, civil works &amp; contingency.</w:t>
+            </w:r>
+          </w:p>
+        </w:tc>
+      </w:tr>
+      <w:tr>
+        <w:tc>
+          <w:tcPr>
+            <w:tcW w:type="dxa" w:w="2592"/>
+            <w:shd w:fill="FAF8F5"/>
+            <w:tcMar>
+              <w:top w:w="100" w:type="dxa"/>
+              <w:bottom w:w="100" w:type="dxa"/>
+              <w:left w:w="160" w:type="dxa"/>
+              <w:right w:w="160" w:type="dxa"/>
+            </w:tcMar>
+          </w:tcPr>
+          <w:p>
+            <w:pPr>
+              <w:jc w:val="left"/>
+            </w:pPr>
+            <w:r>
+              <w:rPr>
+                <w:rFonts w:ascii="Calibri" w:hAnsi="Calibri"/>
+                <w:color w:val="282C29"/>
+                <w:sz w:val="18"/>
+              </w:rPr>
+              <w:t>Existing Landholding</w:t>
+            </w:r>
+          </w:p>
+        </w:tc>
+        <w:tc>
+          <w:tcPr>
+            <w:tcW w:type="dxa" w:w="2592"/>
+            <w:shd w:fill="FAF8F5"/>
+            <w:tcMar>
+              <w:top w:w="100" w:type="dxa"/>
+              <w:bottom w:w="100" w:type="dxa"/>
+              <w:left w:w="160" w:type="dxa"/>
+              <w:right w:w="160" w:type="dxa"/>
+            </w:tcMar>
+          </w:tcPr>
+          <w:p>
+            <w:pPr>
+              <w:jc w:val="left"/>
+            </w:pPr>
+            <w:r>
+              <w:rPr>
+                <w:rFonts w:ascii="Calibri" w:hAnsi="Calibri"/>
+                <w:color w:val="282C29"/>
+                <w:sz w:val="18"/>
+              </w:rPr>
+              <w:t>8.0 Hectares (19.8 Acres)</w:t>
+            </w:r>
+          </w:p>
+        </w:tc>
+        <w:tc>
+          <w:tcPr>
+            <w:tcW w:type="dxa" w:w="4608"/>
+            <w:shd w:fill="FAF8F5"/>
+            <w:tcMar>
+              <w:top w:w="100" w:type="dxa"/>
+              <w:bottom w:w="100" w:type="dxa"/>
+              <w:left w:w="160" w:type="dxa"/>
+              <w:right w:w="160" w:type="dxa"/>
+            </w:tcMar>
+          </w:tcPr>
+          <w:p>
+            <w:pPr>
+              <w:jc w:val="left"/>
+            </w:pPr>
+            <w:r>
+              <w:rPr>
+                <w:rFonts w:ascii="Calibri" w:hAnsi="Calibri"/>
+                <w:color w:val="282C29"/>
+                <w:sz w:val="18"/>
+              </w:rPr>
+              <w:t>Already purchased and owned by project sponsors.</w:t>
+            </w:r>
+          </w:p>
+        </w:tc>
+      </w:tr>
+      <w:tr>
+        <w:tc>
+          <w:tcPr>
+            <w:tcW w:type="dxa" w:w="2592"/>
+            <w:shd w:fill="FFFFFF"/>
+            <w:tcMar>
+              <w:top w:w="100" w:type="dxa"/>
+              <w:bottom w:w="100" w:type="dxa"/>
+              <w:left w:w="160" w:type="dxa"/>
+              <w:right w:w="160" w:type="dxa"/>
+            </w:tcMar>
+          </w:tcPr>
+          <w:p>
+            <w:pPr>
+              <w:jc w:val="left"/>
+            </w:pPr>
+            <w:r>
+              <w:rPr>
+                <w:rFonts w:ascii="Calibri" w:hAnsi="Calibri"/>
+                <w:color w:val="282C29"/>
+                <w:sz w:val="18"/>
+              </w:rPr>
+              <w:t>Proposed Acquisition</w:t>
+            </w:r>
+          </w:p>
+        </w:tc>
+        <w:tc>
+          <w:tcPr>
+            <w:tcW w:type="dxa" w:w="2592"/>
+            <w:shd w:fill="FFFFFF"/>
+            <w:tcMar>
+              <w:top w:w="100" w:type="dxa"/>
+              <w:bottom w:w="100" w:type="dxa"/>
+              <w:left w:w="160" w:type="dxa"/>
+              <w:right w:w="160" w:type="dxa"/>
+            </w:tcMar>
+          </w:tcPr>
+          <w:p>
+            <w:pPr>
+              <w:jc w:val="left"/>
+            </w:pPr>
+            <w:r>
+              <w:rPr>
+                <w:rFonts w:ascii="Calibri" w:hAnsi="Calibri"/>
+                <w:color w:val="282C29"/>
+                <w:sz w:val="18"/>
+              </w:rPr>
+              <w:t>~7.0 Hectares (17.3 Acres)</w:t>
+            </w:r>
+          </w:p>
+        </w:tc>
+        <w:tc>
+          <w:tcPr>
+            <w:tcW w:type="dxa" w:w="4608"/>
+            <w:shd w:fill="FFFFFF"/>
+            <w:tcMar>
+              <w:top w:w="100" w:type="dxa"/>
+              <w:bottom w:w="100" w:type="dxa"/>
+              <w:left w:w="160" w:type="dxa"/>
+              <w:right w:w="160" w:type="dxa"/>
+            </w:tcMar>
+          </w:tcPr>
+          <w:p>
+            <w:pPr>
+              <w:jc w:val="left"/>
+            </w:pPr>
+            <w:r>
+              <w:rPr>
+                <w:rFonts w:ascii="Calibri" w:hAnsi="Calibri"/>
+                <w:color w:val="282C29"/>
+                <w:sz w:val="18"/>
+              </w:rPr>
+              <w:t>Currently in negotiation; subject to contract &amp; clean title.</w:t>
+            </w:r>
+          </w:p>
+        </w:tc>
+      </w:tr>
+      <w:tr>
+        <w:tc>
+          <w:tcPr>
+            <w:tcW w:type="dxa" w:w="2592"/>
+            <w:shd w:fill="FAF8F5"/>
+            <w:tcMar>
+              <w:top w:w="100" w:type="dxa"/>
+              <w:bottom w:w="100" w:type="dxa"/>
+              <w:left w:w="160" w:type="dxa"/>
+              <w:right w:w="160" w:type="dxa"/>
+            </w:tcMar>
+          </w:tcPr>
+          <w:p>
+            <w:pPr>
+              <w:jc w:val="left"/>
+            </w:pPr>
+            <w:r>
+              <w:rPr>
+                <w:rFonts w:ascii="Calibri" w:hAnsi="Calibri"/>
+                <w:color w:val="282C29"/>
+                <w:sz w:val="18"/>
+              </w:rPr>
+              <w:t>Ultimate Footprint</w:t>
+            </w:r>
+          </w:p>
+        </w:tc>
+        <w:tc>
+          <w:tcPr>
+            <w:tcW w:type="dxa" w:w="2592"/>
+            <w:shd w:fill="FAF8F5"/>
+            <w:tcMar>
+              <w:top w:w="100" w:type="dxa"/>
+              <w:bottom w:w="100" w:type="dxa"/>
+              <w:left w:w="160" w:type="dxa"/>
+              <w:right w:w="160" w:type="dxa"/>
+            </w:tcMar>
+          </w:tcPr>
+          <w:p>
+            <w:pPr>
+              <w:jc w:val="left"/>
+            </w:pPr>
+            <w:r>
+              <w:rPr>
+                <w:rFonts w:ascii="Calibri" w:hAnsi="Calibri"/>
+                <w:color w:val="282C29"/>
+                <w:sz w:val="18"/>
+              </w:rPr>
+              <w:t>~15.0 Hectares (37.1 Acres)</w:t>
+            </w:r>
+          </w:p>
+        </w:tc>
+        <w:tc>
+          <w:tcPr>
+            <w:tcW w:type="dxa" w:w="4608"/>
+            <w:shd w:fill="FAF8F5"/>
+            <w:tcMar>
+              <w:top w:w="100" w:type="dxa"/>
+              <w:bottom w:w="100" w:type="dxa"/>
+              <w:left w:w="160" w:type="dxa"/>
+              <w:right w:w="160" w:type="dxa"/>
+            </w:tcMar>
+          </w:tcPr>
+          <w:p>
+            <w:pPr>
+              <w:jc w:val="left"/>
+            </w:pPr>
+            <w:r>
+              <w:rPr>
+                <w:rFonts w:ascii="Calibri" w:hAnsi="Calibri"/>
+                <w:color w:val="282C29"/>
+                <w:sz w:val="18"/>
+              </w:rPr>
+              <w:t>Consolidated agricultural &amp; conservation guest landscape.</w:t>
+            </w:r>
+          </w:p>
+        </w:tc>
+      </w:tr>
+      <w:tr>
+        <w:tc>
+          <w:tcPr>
+            <w:tcW w:type="dxa" w:w="2592"/>
+            <w:shd w:fill="FFFFFF"/>
+            <w:tcMar>
+              <w:top w:w="100" w:type="dxa"/>
+              <w:bottom w:w="100" w:type="dxa"/>
+              <w:left w:w="160" w:type="dxa"/>
+              <w:right w:w="160" w:type="dxa"/>
+            </w:tcMar>
+          </w:tcPr>
+          <w:p>
+            <w:pPr>
+              <w:jc w:val="left"/>
+            </w:pPr>
+            <w:r>
+              <w:rPr>
+                <w:rFonts w:ascii="Calibri" w:hAnsi="Calibri"/>
+                <w:color w:val="282C29"/>
+                <w:sz w:val="18"/>
+              </w:rPr>
+              <w:t>Accommodation Scale</w:t>
+            </w:r>
+          </w:p>
+        </w:tc>
+        <w:tc>
+          <w:tcPr>
+            <w:tcW w:type="dxa" w:w="2592"/>
+            <w:shd w:fill="FFFFFF"/>
+            <w:tcMar>
+              <w:top w:w="100" w:type="dxa"/>
+              <w:bottom w:w="100" w:type="dxa"/>
+              <w:left w:w="160" w:type="dxa"/>
+              <w:right w:w="160" w:type="dxa"/>
+            </w:tcMar>
+          </w:tcPr>
+          <w:p>
+            <w:pPr>
+              <w:jc w:val="left"/>
+            </w:pPr>
+            <w:r>
+              <w:rPr>
+                <w:rFonts w:ascii="Calibri" w:hAnsi="Calibri"/>
+                <w:color w:val="282C29"/>
+                <w:sz w:val="18"/>
+              </w:rPr>
+              <w:t>12–15 Boutique Suites</w:t>
+            </w:r>
+          </w:p>
+        </w:tc>
+        <w:tc>
+          <w:tcPr>
+            <w:tcW w:type="dxa" w:w="4608"/>
+            <w:shd w:fill="FFFFFF"/>
+            <w:tcMar>
+              <w:top w:w="100" w:type="dxa"/>
+              <w:bottom w:w="100" w:type="dxa"/>
+              <w:left w:w="160" w:type="dxa"/>
+              <w:right w:w="160" w:type="dxa"/>
+            </w:tcMar>
+          </w:tcPr>
+          <w:p>
+            <w:pPr>
+              <w:jc w:val="left"/>
+            </w:pPr>
+            <w:r>
+              <w:rPr>
+                <w:rFonts w:ascii="Calibri" w:hAnsi="Calibri"/>
+                <w:color w:val="282C29"/>
+                <w:sz w:val="18"/>
+              </w:rPr>
+              <w:t>Low-density eco-pavilions hosting maximum 24–30 guests.</w:t>
+            </w:r>
+          </w:p>
+        </w:tc>
+      </w:tr>
+      <w:tr>
+        <w:tc>
+          <w:tcPr>
+            <w:tcW w:type="dxa" w:w="2592"/>
+            <w:shd w:fill="FAF8F5"/>
+            <w:tcMar>
+              <w:top w:w="100" w:type="dxa"/>
+              <w:bottom w:w="100" w:type="dxa"/>
+              <w:left w:w="160" w:type="dxa"/>
+              <w:right w:w="160" w:type="dxa"/>
+            </w:tcMar>
+          </w:tcPr>
+          <w:p>
+            <w:pPr>
+              <w:jc w:val="left"/>
+            </w:pPr>
+            <w:r>
+              <w:rPr>
+                <w:rFonts w:ascii="Calibri" w:hAnsi="Calibri"/>
+                <w:color w:val="282C29"/>
+                <w:sz w:val="18"/>
+              </w:rPr>
+              <w:t>Primary Commercial Driver</w:t>
+            </w:r>
+          </w:p>
+        </w:tc>
+        <w:tc>
+          <w:tcPr>
+            <w:tcW w:type="dxa" w:w="2592"/>
+            <w:shd w:fill="FAF8F5"/>
+            <w:tcMar>
+              <w:top w:w="100" w:type="dxa"/>
+              <w:bottom w:w="100" w:type="dxa"/>
+              <w:left w:w="160" w:type="dxa"/>
+              <w:right w:w="160" w:type="dxa"/>
+            </w:tcMar>
+          </w:tcPr>
+          <w:p>
+            <w:pPr>
+              <w:jc w:val="left"/>
+            </w:pPr>
+            <w:r>
+              <w:rPr>
+                <w:rFonts w:ascii="Calibri" w:hAnsi="Calibri"/>
+                <w:color w:val="282C29"/>
+                <w:sz w:val="18"/>
+              </w:rPr>
+              <w:t>Boutique Hospitality</w:t>
+            </w:r>
+          </w:p>
+        </w:tc>
+        <w:tc>
+          <w:tcPr>
+            <w:tcW w:type="dxa" w:w="4608"/>
+            <w:shd w:fill="FAF8F5"/>
+            <w:tcMar>
+              <w:top w:w="100" w:type="dxa"/>
+              <w:bottom w:w="100" w:type="dxa"/>
+              <w:left w:w="160" w:type="dxa"/>
+              <w:right w:w="160" w:type="dxa"/>
+            </w:tcMar>
+          </w:tcPr>
+          <w:p>
+            <w:pPr>
+              <w:jc w:val="left"/>
+            </w:pPr>
+            <w:r>
+              <w:rPr>
+                <w:rFonts w:ascii="Calibri" w:hAnsi="Calibri"/>
+                <w:color w:val="282C29"/>
+                <w:sz w:val="18"/>
+              </w:rPr>
+              <w:t>High-yield room rates, dining covers, wellness &amp; retreats.</w:t>
+            </w:r>
+          </w:p>
+        </w:tc>
+      </w:tr>
+      <w:tr>
+        <w:tc>
+          <w:tcPr>
+            <w:tcW w:type="dxa" w:w="2592"/>
+            <w:shd w:fill="FFFFFF"/>
+            <w:tcMar>
+              <w:top w:w="100" w:type="dxa"/>
+              <w:bottom w:w="100" w:type="dxa"/>
+              <w:left w:w="160" w:type="dxa"/>
+              <w:right w:w="160" w:type="dxa"/>
+            </w:tcMar>
+          </w:tcPr>
+          <w:p>
+            <w:pPr>
+              <w:jc w:val="left"/>
+            </w:pPr>
+            <w:r>
+              <w:rPr>
+                <w:rFonts w:ascii="Calibri" w:hAnsi="Calibri"/>
+                <w:color w:val="282C29"/>
+                <w:sz w:val="18"/>
+              </w:rPr>
+              <w:t>Agricultural Role</w:t>
+            </w:r>
+          </w:p>
+        </w:tc>
+        <w:tc>
+          <w:tcPr>
+            <w:tcW w:type="dxa" w:w="2592"/>
+            <w:shd w:fill="FFFFFF"/>
+            <w:tcMar>
+              <w:top w:w="100" w:type="dxa"/>
+              <w:bottom w:w="100" w:type="dxa"/>
+              <w:left w:w="160" w:type="dxa"/>
+              <w:right w:w="160" w:type="dxa"/>
+            </w:tcMar>
+          </w:tcPr>
+          <w:p>
+            <w:pPr>
+              <w:jc w:val="left"/>
+            </w:pPr>
+            <w:r>
+              <w:rPr>
+                <w:rFonts w:ascii="Calibri" w:hAnsi="Calibri"/>
+                <w:color w:val="282C29"/>
+                <w:sz w:val="18"/>
+              </w:rPr>
+              <w:t>Permaculture &amp; Guest Narrative</w:t>
+            </w:r>
+          </w:p>
+        </w:tc>
+        <w:tc>
+          <w:tcPr>
+            <w:tcW w:type="dxa" w:w="4608"/>
+            <w:shd w:fill="FFFFFF"/>
+            <w:tcMar>
+              <w:top w:w="100" w:type="dxa"/>
+              <w:bottom w:w="100" w:type="dxa"/>
+              <w:left w:w="160" w:type="dxa"/>
+              <w:right w:w="160" w:type="dxa"/>
+            </w:tcMar>
+          </w:tcPr>
+          <w:p>
+            <w:pPr>
+              <w:jc w:val="left"/>
+            </w:pPr>
+            <w:r>
+              <w:rPr>
+                <w:rFonts w:ascii="Calibri" w:hAnsi="Calibri"/>
+                <w:color w:val="282C29"/>
+                <w:sz w:val="18"/>
+              </w:rPr>
+              <w:t>Differentiates guest journey, provides culinary supply &amp; landscape.</w:t>
+            </w:r>
+          </w:p>
+        </w:tc>
+      </w:tr>
+      <w:tr>
+        <w:tc>
+          <w:tcPr>
+            <w:tcW w:type="dxa" w:w="3264"/>
+            <w:tcMar>
+              <w:top w:w="80" w:type="dxa"/>
+              <w:bottom w:w="80" w:type="dxa"/>
+              <w:left w:w="120" w:type="dxa"/>
+              <w:right w:w="120" w:type="dxa"/>
+            </w:tcMar>
+          </w:tcPr>
+          <w:p>
+            <w:pPr>
+              <w:spacing w:before="40" w:after="40"/>
+            </w:pPr>
+            <w:r>
+              <w:rPr>
+                <w:rFonts w:ascii="Arial" w:hAnsi="Arial"/>
+                <w:sz w:val="17"/>
+              </w:rPr>
+              <w:t>Nearby Conservancies</w:t>
+            </w:r>
+          </w:p>
+        </w:tc>
+        <w:tc>
+          <w:tcPr>
+            <w:tcW w:type="dxa" w:w="3264"/>
+            <w:tcMar>
+              <w:top w:w="80" w:type="dxa"/>
+              <w:bottom w:w="80" w:type="dxa"/>
+              <w:left w:w="120" w:type="dxa"/>
+              <w:right w:w="120" w:type="dxa"/>
+            </w:tcMar>
+          </w:tcPr>
+          <w:p>
+            <w:pPr>
+              <w:spacing w:before="40" w:after="40"/>
+            </w:pPr>
+            <w:r>
+              <w:rPr>
+                <w:rFonts w:ascii="Arial" w:hAnsi="Arial"/>
+                <w:sz w:val="17"/>
+              </w:rPr>
+              <w:t>Borders Lewa Wildlife Conservancy (UNESCO rhino stronghold) and Ol Pejeta Conservancy (East Africa's largest black rhino sanctuary &amp; apex predators)</w:t>
+            </w:r>
+          </w:p>
+        </w:tc>
+        <w:tc>
+          <w:tcPr>
+            <w:tcW w:type="dxa" w:w="3264"/>
+            <w:tcMar>
+              <w:top w:w="80" w:type="dxa"/>
+              <w:bottom w:w="80" w:type="dxa"/>
+              <w:left w:w="120" w:type="dxa"/>
+              <w:right w:w="120" w:type="dxa"/>
+            </w:tcMar>
+          </w:tcPr>
+          <w:p>
+            <w:pPr>
+              <w:spacing w:before="40" w:after="40"/>
+            </w:pPr>
+          </w:p>
+        </w:tc>
+      </w:tr>
+    </w:tbl>
     <w:p>
+      <w:pPr>
+        <w:spacing w:before="80" w:after="160"/>
+      </w:pPr>
+    </w:p>
+    <w:tbl>
+      <w:tblPr>
+        <w:tblW w:type="auto" w:w="0"/>
+        <w:jc w:val="center"/>
+        <w:tblLayout w:type="fixed"/>
+        <w:tblLook w:firstColumn="1" w:firstRow="1" w:lastColumn="0" w:lastRow="0" w:noHBand="0" w:noVBand="1" w:val="04A0"/>
+      </w:tblPr>
+      <w:tblGrid>
+        <w:gridCol w:w="9792"/>
+      </w:tblGrid>
+      <w:tr>
+        <w:tc>
+          <w:tcPr>
+            <w:tcW w:type="dxa" w:w="9792"/>
+            <w:shd w:fill="F7F4EC"/>
+            <w:tcMar>
+              <w:top w:w="160" w:type="dxa"/>
+              <w:bottom w:w="160" w:type="dxa"/>
+              <w:left w:w="240" w:type="dxa"/>
+              <w:right w:w="200" w:type="dxa"/>
+            </w:tcMar>
+            <w:tcBorders>
+              <w:top w:val="none"/>
+              <w:left w:val="single" w:sz="24" w:space="0" w:color="A88B65"/>
+              <w:bottom w:val="none"/>
+              <w:right w:val="none"/>
+            </w:tcBorders>
+          </w:tcPr>
+          <w:p>
+            <w:pPr>
+              <w:spacing w:before="40" w:after="40"/>
+            </w:pPr>
+            <w:r>
+              <w:rPr>
+                <w:rFonts w:ascii="Calibri" w:hAnsi="Calibri"/>
+                <w:b/>
+                <w:color w:val="A88B65"/>
+                <w:sz w:val="19"/>
+              </w:rPr>
+              <w:t>SUPERSEDED FIGURES RECONCILIATION NOTE</w:t>
+              <w:br/>
+            </w:r>
+            <w:r>
+              <w:rPr>
+                <w:rFonts w:ascii="Georgia" w:hAnsi="Georgia"/>
+                <w:i/>
+                <w:color w:val="19382D"/>
+                <w:sz w:val="19"/>
+              </w:rPr>
+              <w:t>Earlier preliminary working drafts referencing 24 keys or US$10.8 million of capital are superseded and erroneous. The verified project scale is 12–15 boutique suites within a US$2.4 million total budget.</w:t>
+            </w:r>
+          </w:p>
+        </w:tc>
+      </w:tr>
+    </w:tbl>
+    <w:p>
+      <w:pPr>
+        <w:spacing w:before="80" w:after="160"/>
+      </w:pPr>
+    </w:p>
+    <w:p>
+      <w:pPr>
+        <w:keepNext/>
+        <w:spacing w:before="320" w:after="120"/>
+      </w:pPr>
       <w:r>
-        <w:t>Jonik Ndovu Farm is being developed as a hospitality-led agro-tourism destination in Segera, Laikipia County, Kenya. The ambition is to create a small, memorable place to stay where thoughtful accommodation, farm-to-table dining, agricultural experiences and the natural setting work together.</w:t>
+        <w:rPr>
+          <w:rFonts w:ascii="Georgia" w:hAnsi="Georgia"/>
+          <w:b/>
+          <w:color w:val="19382D"/>
+          <w:sz w:val="28"/>
+        </w:rPr>
+        <w:t>2. Capital Allocation &amp; Sources / Uses Framework</w:t>
       </w:r>
     </w:p>
     <w:p>
       <w:pPr>
-        <w:pStyle w:val="Heading1"/>
+        <w:spacing w:before="40" w:after="120" w:line="276" w:lineRule="auto"/>
       </w:pPr>
       <w:r>
-        <w:t>The verified project brief for Version 3.0</w:t>
+        <w:rPr>
+          <w:rFonts w:ascii="Calibri" w:hAnsi="Calibri"/>
+          <w:color w:val="282C29"/>
+          <w:sz w:val="20"/>
+        </w:rPr>
+        <w:t>The proposed US$2.4 million capital requirement is carefully disciplined to achieve complete operational viability and brand excellence while minimizing upfront dilution and construction drag:</w:t>
       </w:r>
     </w:p>
+    <w:tbl>
+      <w:tblPr>
+        <w:tblW w:type="auto" w:w="0"/>
+        <w:jc w:val="center"/>
+        <w:tblLayout w:type="fixed"/>
+        <w:tblLook w:firstColumn="1" w:firstRow="1" w:lastColumn="0" w:lastRow="0" w:noHBand="0" w:noVBand="1" w:val="04A0"/>
+      </w:tblPr>
+      <w:tblGrid>
+        <w:gridCol w:w="2448"/>
+        <w:gridCol w:w="2448"/>
+        <w:gridCol w:w="2448"/>
+        <w:gridCol w:w="2448"/>
+      </w:tblGrid>
+      <w:tr>
+        <w:tc>
+          <w:tcPr>
+            <w:tcW w:type="dxa" w:w="3456"/>
+            <w:shd w:fill="19382D"/>
+            <w:tcMar>
+              <w:top w:w="140" w:type="dxa"/>
+              <w:bottom w:w="140" w:type="dxa"/>
+              <w:left w:w="180" w:type="dxa"/>
+              <w:right w:w="180" w:type="dxa"/>
+            </w:tcMar>
+          </w:tcPr>
+          <w:p>
+            <w:pPr>
+              <w:jc w:val="left"/>
+            </w:pPr>
+            <w:r>
+              <w:rPr>
+                <w:rFonts w:ascii="Calibri" w:hAnsi="Calibri"/>
+                <w:b/>
+                <w:color w:val="F7F4EC"/>
+                <w:sz w:val="19"/>
+              </w:rPr>
+              <w:t>Capital Expenditure Category</w:t>
+            </w:r>
+          </w:p>
+        </w:tc>
+        <w:tc>
+          <w:tcPr>
+            <w:tcW w:type="dxa" w:w="1728"/>
+            <w:shd w:fill="19382D"/>
+            <w:tcMar>
+              <w:top w:w="140" w:type="dxa"/>
+              <w:bottom w:w="140" w:type="dxa"/>
+              <w:left w:w="180" w:type="dxa"/>
+              <w:right w:w="180" w:type="dxa"/>
+            </w:tcMar>
+          </w:tcPr>
+          <w:p>
+            <w:pPr>
+              <w:jc w:val="left"/>
+            </w:pPr>
+            <w:r>
+              <w:rPr>
+                <w:rFonts w:ascii="Calibri" w:hAnsi="Calibri"/>
+                <w:b/>
+                <w:color w:val="F7F4EC"/>
+                <w:sz w:val="19"/>
+              </w:rPr>
+              <w:t>Allocation (US$)</w:t>
+            </w:r>
+          </w:p>
+        </w:tc>
+        <w:tc>
+          <w:tcPr>
+            <w:tcW w:type="dxa" w:w="1152"/>
+            <w:shd w:fill="19382D"/>
+            <w:tcMar>
+              <w:top w:w="140" w:type="dxa"/>
+              <w:bottom w:w="140" w:type="dxa"/>
+              <w:left w:w="180" w:type="dxa"/>
+              <w:right w:w="180" w:type="dxa"/>
+            </w:tcMar>
+          </w:tcPr>
+          <w:p>
+            <w:pPr>
+              <w:jc w:val="left"/>
+            </w:pPr>
+            <w:r>
+              <w:rPr>
+                <w:rFonts w:ascii="Calibri" w:hAnsi="Calibri"/>
+                <w:b/>
+                <w:color w:val="F7F4EC"/>
+                <w:sz w:val="19"/>
+              </w:rPr>
+              <w:t>Share (%)</w:t>
+            </w:r>
+          </w:p>
+        </w:tc>
+        <w:tc>
+          <w:tcPr>
+            <w:tcW w:type="dxa" w:w="3456"/>
+            <w:shd w:fill="19382D"/>
+            <w:tcMar>
+              <w:top w:w="140" w:type="dxa"/>
+              <w:bottom w:w="140" w:type="dxa"/>
+              <w:left w:w="180" w:type="dxa"/>
+              <w:right w:w="180" w:type="dxa"/>
+            </w:tcMar>
+          </w:tcPr>
+          <w:p>
+            <w:pPr>
+              <w:jc w:val="left"/>
+            </w:pPr>
+            <w:r>
+              <w:rPr>
+                <w:rFonts w:ascii="Calibri" w:hAnsi="Calibri"/>
+                <w:b/>
+                <w:color w:val="F7F4EC"/>
+                <w:sz w:val="19"/>
+              </w:rPr>
+              <w:t>Scope &amp; Deliverables</w:t>
+            </w:r>
+          </w:p>
+        </w:tc>
+      </w:tr>
+      <w:tr>
+        <w:tc>
+          <w:tcPr>
+            <w:tcW w:type="dxa" w:w="3456"/>
+            <w:shd w:fill="FFFFFF"/>
+            <w:tcMar>
+              <w:top w:w="100" w:type="dxa"/>
+              <w:bottom w:w="100" w:type="dxa"/>
+              <w:left w:w="160" w:type="dxa"/>
+              <w:right w:w="160" w:type="dxa"/>
+            </w:tcMar>
+          </w:tcPr>
+          <w:p>
+            <w:pPr>
+              <w:jc w:val="left"/>
+            </w:pPr>
+            <w:r>
+              <w:rPr>
+                <w:rFonts w:ascii="Calibri" w:hAnsi="Calibri"/>
+                <w:color w:val="282C29"/>
+                <w:sz w:val="18"/>
+              </w:rPr>
+              <w:t>Land Acquisition &amp; Legal Transfer (~7 ha)</w:t>
+            </w:r>
+          </w:p>
+        </w:tc>
+        <w:tc>
+          <w:tcPr>
+            <w:tcW w:type="dxa" w:w="1728"/>
+            <w:shd w:fill="FFFFFF"/>
+            <w:tcMar>
+              <w:top w:w="100" w:type="dxa"/>
+              <w:bottom w:w="100" w:type="dxa"/>
+              <w:left w:w="160" w:type="dxa"/>
+              <w:right w:w="160" w:type="dxa"/>
+            </w:tcMar>
+          </w:tcPr>
+          <w:p>
+            <w:pPr>
+              <w:jc w:val="left"/>
+            </w:pPr>
+            <w:r>
+              <w:rPr>
+                <w:rFonts w:ascii="Calibri" w:hAnsi="Calibri"/>
+                <w:color w:val="282C29"/>
+                <w:sz w:val="18"/>
+              </w:rPr>
+              <w:t>$320,000</w:t>
+            </w:r>
+          </w:p>
+        </w:tc>
+        <w:tc>
+          <w:tcPr>
+            <w:tcW w:type="dxa" w:w="1152"/>
+            <w:shd w:fill="FFFFFF"/>
+            <w:tcMar>
+              <w:top w:w="100" w:type="dxa"/>
+              <w:bottom w:w="100" w:type="dxa"/>
+              <w:left w:w="160" w:type="dxa"/>
+              <w:right w:w="160" w:type="dxa"/>
+            </w:tcMar>
+          </w:tcPr>
+          <w:p>
+            <w:pPr>
+              <w:jc w:val="left"/>
+            </w:pPr>
+            <w:r>
+              <w:rPr>
+                <w:rFonts w:ascii="Calibri" w:hAnsi="Calibri"/>
+                <w:color w:val="282C29"/>
+                <w:sz w:val="18"/>
+              </w:rPr>
+              <w:t>13.3%</w:t>
+            </w:r>
+          </w:p>
+        </w:tc>
+        <w:tc>
+          <w:tcPr>
+            <w:tcW w:type="dxa" w:w="3456"/>
+            <w:shd w:fill="FFFFFF"/>
+            <w:tcMar>
+              <w:top w:w="100" w:type="dxa"/>
+              <w:bottom w:w="100" w:type="dxa"/>
+              <w:left w:w="160" w:type="dxa"/>
+              <w:right w:w="160" w:type="dxa"/>
+            </w:tcMar>
+          </w:tcPr>
+          <w:p>
+            <w:pPr>
+              <w:jc w:val="left"/>
+            </w:pPr>
+            <w:r>
+              <w:rPr>
+                <w:rFonts w:ascii="Calibri" w:hAnsi="Calibri"/>
+                <w:color w:val="282C29"/>
+                <w:sz w:val="18"/>
+              </w:rPr>
+              <w:t>Adjacent parcel purchase, conveyancing, stamp duty, boundary surveys.</w:t>
+            </w:r>
+          </w:p>
+        </w:tc>
+      </w:tr>
+      <w:tr>
+        <w:tc>
+          <w:tcPr>
+            <w:tcW w:type="dxa" w:w="3456"/>
+            <w:shd w:fill="FAF8F5"/>
+            <w:tcMar>
+              <w:top w:w="100" w:type="dxa"/>
+              <w:bottom w:w="100" w:type="dxa"/>
+              <w:left w:w="160" w:type="dxa"/>
+              <w:right w:w="160" w:type="dxa"/>
+            </w:tcMar>
+          </w:tcPr>
+          <w:p>
+            <w:pPr>
+              <w:jc w:val="left"/>
+            </w:pPr>
+            <w:r>
+              <w:rPr>
+                <w:rFonts w:ascii="Calibri" w:hAnsi="Calibri"/>
+                <w:color w:val="282C29"/>
+                <w:sz w:val="18"/>
+              </w:rPr>
+              <w:t>Solar-Hybrid Microgrid &amp; Energy Storage</w:t>
+            </w:r>
+          </w:p>
+        </w:tc>
+        <w:tc>
+          <w:tcPr>
+            <w:tcW w:type="dxa" w:w="1728"/>
+            <w:shd w:fill="FAF8F5"/>
+            <w:tcMar>
+              <w:top w:w="100" w:type="dxa"/>
+              <w:bottom w:w="100" w:type="dxa"/>
+              <w:left w:w="160" w:type="dxa"/>
+              <w:right w:w="160" w:type="dxa"/>
+            </w:tcMar>
+          </w:tcPr>
+          <w:p>
+            <w:pPr>
+              <w:jc w:val="left"/>
+            </w:pPr>
+            <w:r>
+              <w:rPr>
+                <w:rFonts w:ascii="Calibri" w:hAnsi="Calibri"/>
+                <w:color w:val="282C29"/>
+                <w:sz w:val="18"/>
+              </w:rPr>
+              <w:t>$160,000</w:t>
+            </w:r>
+          </w:p>
+        </w:tc>
+        <w:tc>
+          <w:tcPr>
+            <w:tcW w:type="dxa" w:w="1152"/>
+            <w:shd w:fill="FAF8F5"/>
+            <w:tcMar>
+              <w:top w:w="100" w:type="dxa"/>
+              <w:bottom w:w="100" w:type="dxa"/>
+              <w:left w:w="160" w:type="dxa"/>
+              <w:right w:w="160" w:type="dxa"/>
+            </w:tcMar>
+          </w:tcPr>
+          <w:p>
+            <w:pPr>
+              <w:jc w:val="left"/>
+            </w:pPr>
+            <w:r>
+              <w:rPr>
+                <w:rFonts w:ascii="Calibri" w:hAnsi="Calibri"/>
+                <w:color w:val="282C29"/>
+                <w:sz w:val="18"/>
+              </w:rPr>
+              <w:t>6.7%</w:t>
+            </w:r>
+          </w:p>
+        </w:tc>
+        <w:tc>
+          <w:tcPr>
+            <w:tcW w:type="dxa" w:w="3456"/>
+            <w:shd w:fill="FAF8F5"/>
+            <w:tcMar>
+              <w:top w:w="100" w:type="dxa"/>
+              <w:bottom w:w="100" w:type="dxa"/>
+              <w:left w:w="160" w:type="dxa"/>
+              <w:right w:w="160" w:type="dxa"/>
+            </w:tcMar>
+          </w:tcPr>
+          <w:p>
+            <w:pPr>
+              <w:jc w:val="left"/>
+            </w:pPr>
+            <w:r>
+              <w:rPr>
+                <w:rFonts w:ascii="Calibri" w:hAnsi="Calibri"/>
+                <w:color w:val="282C29"/>
+                <w:sz w:val="18"/>
+              </w:rPr>
+              <w:t>60 kWp solar PV array, 120 kWh LiFePO4 battery storage, smart inverters.</w:t>
+            </w:r>
+          </w:p>
+        </w:tc>
+      </w:tr>
+      <w:tr>
+        <w:tc>
+          <w:tcPr>
+            <w:tcW w:type="dxa" w:w="3456"/>
+            <w:shd w:fill="FFFFFF"/>
+            <w:tcMar>
+              <w:top w:w="100" w:type="dxa"/>
+              <w:bottom w:w="100" w:type="dxa"/>
+              <w:left w:w="160" w:type="dxa"/>
+              <w:right w:w="160" w:type="dxa"/>
+            </w:tcMar>
+          </w:tcPr>
+          <w:p>
+            <w:pPr>
+              <w:jc w:val="left"/>
+            </w:pPr>
+            <w:r>
+              <w:rPr>
+                <w:rFonts w:ascii="Calibri" w:hAnsi="Calibri"/>
+                <w:color w:val="282C29"/>
+                <w:sz w:val="18"/>
+              </w:rPr>
+              <w:t>Circular Biogas Plant &amp; Waste-to-Energy</w:t>
+            </w:r>
+          </w:p>
+        </w:tc>
+        <w:tc>
+          <w:tcPr>
+            <w:tcW w:type="dxa" w:w="1728"/>
+            <w:shd w:fill="FFFFFF"/>
+            <w:tcMar>
+              <w:top w:w="100" w:type="dxa"/>
+              <w:bottom w:w="100" w:type="dxa"/>
+              <w:left w:w="160" w:type="dxa"/>
+              <w:right w:w="160" w:type="dxa"/>
+            </w:tcMar>
+          </w:tcPr>
+          <w:p>
+            <w:pPr>
+              <w:jc w:val="left"/>
+            </w:pPr>
+            <w:r>
+              <w:rPr>
+                <w:rFonts w:ascii="Calibri" w:hAnsi="Calibri"/>
+                <w:color w:val="282C29"/>
+                <w:sz w:val="18"/>
+              </w:rPr>
+              <w:t>$80,000</w:t>
+            </w:r>
+          </w:p>
+        </w:tc>
+        <w:tc>
+          <w:tcPr>
+            <w:tcW w:type="dxa" w:w="1152"/>
+            <w:shd w:fill="FFFFFF"/>
+            <w:tcMar>
+              <w:top w:w="100" w:type="dxa"/>
+              <w:bottom w:w="100" w:type="dxa"/>
+              <w:left w:w="160" w:type="dxa"/>
+              <w:right w:w="160" w:type="dxa"/>
+            </w:tcMar>
+          </w:tcPr>
+          <w:p>
+            <w:pPr>
+              <w:jc w:val="left"/>
+            </w:pPr>
+            <w:r>
+              <w:rPr>
+                <w:rFonts w:ascii="Calibri" w:hAnsi="Calibri"/>
+                <w:color w:val="282C29"/>
+                <w:sz w:val="18"/>
+              </w:rPr>
+              <w:t>3.3%</w:t>
+            </w:r>
+          </w:p>
+        </w:tc>
+        <w:tc>
+          <w:tcPr>
+            <w:tcW w:type="dxa" w:w="3456"/>
+            <w:shd w:fill="FFFFFF"/>
+            <w:tcMar>
+              <w:top w:w="100" w:type="dxa"/>
+              <w:bottom w:w="100" w:type="dxa"/>
+              <w:left w:w="160" w:type="dxa"/>
+              <w:right w:w="160" w:type="dxa"/>
+            </w:tcMar>
+          </w:tcPr>
+          <w:p>
+            <w:pPr>
+              <w:jc w:val="left"/>
+            </w:pPr>
+            <w:r>
+              <w:rPr>
+                <w:rFonts w:ascii="Calibri" w:hAnsi="Calibri"/>
+                <w:color w:val="282C29"/>
+                <w:sz w:val="18"/>
+              </w:rPr>
+              <w:t>Anaerobic biodigester converting manure &amp; kitchen waste to cooking gas &amp; bio-fertilizer.</w:t>
+            </w:r>
+          </w:p>
+        </w:tc>
+      </w:tr>
+      <w:tr>
+        <w:tc>
+          <w:tcPr>
+            <w:tcW w:type="dxa" w:w="3456"/>
+            <w:shd w:fill="FAF8F5"/>
+            <w:tcMar>
+              <w:top w:w="100" w:type="dxa"/>
+              <w:bottom w:w="100" w:type="dxa"/>
+              <w:left w:w="160" w:type="dxa"/>
+              <w:right w:w="160" w:type="dxa"/>
+            </w:tcMar>
+          </w:tcPr>
+          <w:p>
+            <w:pPr>
+              <w:jc w:val="left"/>
+            </w:pPr>
+            <w:r>
+              <w:rPr>
+                <w:rFonts w:ascii="Calibri" w:hAnsi="Calibri"/>
+                <w:color w:val="282C29"/>
+                <w:sz w:val="18"/>
+              </w:rPr>
+              <w:t>Hydrology, Solar Borehole &amp; Precision Drip</w:t>
+            </w:r>
+          </w:p>
+        </w:tc>
+        <w:tc>
+          <w:tcPr>
+            <w:tcW w:type="dxa" w:w="1728"/>
+            <w:shd w:fill="FAF8F5"/>
+            <w:tcMar>
+              <w:top w:w="100" w:type="dxa"/>
+              <w:bottom w:w="100" w:type="dxa"/>
+              <w:left w:w="160" w:type="dxa"/>
+              <w:right w:w="160" w:type="dxa"/>
+            </w:tcMar>
+          </w:tcPr>
+          <w:p>
+            <w:pPr>
+              <w:jc w:val="left"/>
+            </w:pPr>
+            <w:r>
+              <w:rPr>
+                <w:rFonts w:ascii="Calibri" w:hAnsi="Calibri"/>
+                <w:color w:val="282C29"/>
+                <w:sz w:val="18"/>
+              </w:rPr>
+              <w:t>$240,000</w:t>
+            </w:r>
+          </w:p>
+        </w:tc>
+        <w:tc>
+          <w:tcPr>
+            <w:tcW w:type="dxa" w:w="1152"/>
+            <w:shd w:fill="FAF8F5"/>
+            <w:tcMar>
+              <w:top w:w="100" w:type="dxa"/>
+              <w:bottom w:w="100" w:type="dxa"/>
+              <w:left w:w="160" w:type="dxa"/>
+              <w:right w:w="160" w:type="dxa"/>
+            </w:tcMar>
+          </w:tcPr>
+          <w:p>
+            <w:pPr>
+              <w:jc w:val="left"/>
+            </w:pPr>
+            <w:r>
+              <w:rPr>
+                <w:rFonts w:ascii="Calibri" w:hAnsi="Calibri"/>
+                <w:color w:val="282C29"/>
+                <w:sz w:val="18"/>
+              </w:rPr>
+              <w:t>10.0%</w:t>
+            </w:r>
+          </w:p>
+        </w:tc>
+        <w:tc>
+          <w:tcPr>
+            <w:tcW w:type="dxa" w:w="3456"/>
+            <w:shd w:fill="FAF8F5"/>
+            <w:tcMar>
+              <w:top w:w="100" w:type="dxa"/>
+              <w:bottom w:w="100" w:type="dxa"/>
+              <w:left w:w="160" w:type="dxa"/>
+              <w:right w:w="160" w:type="dxa"/>
+            </w:tcMar>
+          </w:tcPr>
+          <w:p>
+            <w:pPr>
+              <w:jc w:val="left"/>
+            </w:pPr>
+            <w:r>
+              <w:rPr>
+                <w:rFonts w:ascii="Calibri" w:hAnsi="Calibri"/>
+                <w:color w:val="282C29"/>
+                <w:sz w:val="18"/>
+              </w:rPr>
+              <w:t>10k L/hr solar borehole, 200kL storage, 5.3 ha drip irrigation, reed-bed wetlands.</w:t>
+            </w:r>
+          </w:p>
+        </w:tc>
+      </w:tr>
+      <w:tr>
+        <w:tc>
+          <w:tcPr>
+            <w:tcW w:type="dxa" w:w="3456"/>
+            <w:shd w:fill="FFFFFF"/>
+            <w:tcMar>
+              <w:top w:w="100" w:type="dxa"/>
+              <w:bottom w:w="100" w:type="dxa"/>
+              <w:left w:w="160" w:type="dxa"/>
+              <w:right w:w="160" w:type="dxa"/>
+            </w:tcMar>
+          </w:tcPr>
+          <w:p>
+            <w:pPr>
+              <w:jc w:val="left"/>
+            </w:pPr>
+            <w:r>
+              <w:rPr>
+                <w:rFonts w:ascii="Calibri" w:hAnsi="Calibri"/>
+                <w:color w:val="282C29"/>
+                <w:sz w:val="18"/>
+              </w:rPr>
+              <w:t>Farmland Landscaping, Swales &amp; Agroforestry</w:t>
+            </w:r>
+          </w:p>
+        </w:tc>
+        <w:tc>
+          <w:tcPr>
+            <w:tcW w:type="dxa" w:w="1728"/>
+            <w:shd w:fill="FFFFFF"/>
+            <w:tcMar>
+              <w:top w:w="100" w:type="dxa"/>
+              <w:bottom w:w="100" w:type="dxa"/>
+              <w:left w:w="160" w:type="dxa"/>
+              <w:right w:w="160" w:type="dxa"/>
+            </w:tcMar>
+          </w:tcPr>
+          <w:p>
+            <w:pPr>
+              <w:jc w:val="left"/>
+            </w:pPr>
+            <w:r>
+              <w:rPr>
+                <w:rFonts w:ascii="Calibri" w:hAnsi="Calibri"/>
+                <w:color w:val="282C29"/>
+                <w:sz w:val="18"/>
+              </w:rPr>
+              <w:t>$120,000</w:t>
+            </w:r>
+          </w:p>
+        </w:tc>
+        <w:tc>
+          <w:tcPr>
+            <w:tcW w:type="dxa" w:w="1152"/>
+            <w:shd w:fill="FFFFFF"/>
+            <w:tcMar>
+              <w:top w:w="100" w:type="dxa"/>
+              <w:bottom w:w="100" w:type="dxa"/>
+              <w:left w:w="160" w:type="dxa"/>
+              <w:right w:w="160" w:type="dxa"/>
+            </w:tcMar>
+          </w:tcPr>
+          <w:p>
+            <w:pPr>
+              <w:jc w:val="left"/>
+            </w:pPr>
+            <w:r>
+              <w:rPr>
+                <w:rFonts w:ascii="Calibri" w:hAnsi="Calibri"/>
+                <w:color w:val="282C29"/>
+                <w:sz w:val="18"/>
+              </w:rPr>
+              <w:t>5.0%</w:t>
+            </w:r>
+          </w:p>
+        </w:tc>
+        <w:tc>
+          <w:tcPr>
+            <w:tcW w:type="dxa" w:w="3456"/>
+            <w:shd w:fill="FFFFFF"/>
+            <w:tcMar>
+              <w:top w:w="100" w:type="dxa"/>
+              <w:bottom w:w="100" w:type="dxa"/>
+              <w:left w:w="160" w:type="dxa"/>
+              <w:right w:w="160" w:type="dxa"/>
+            </w:tcMar>
+          </w:tcPr>
+          <w:p>
+            <w:pPr>
+              <w:jc w:val="left"/>
+            </w:pPr>
+            <w:r>
+              <w:rPr>
+                <w:rFonts w:ascii="Calibri" w:hAnsi="Calibri"/>
+                <w:color w:val="282C29"/>
+                <w:sz w:val="18"/>
+              </w:rPr>
+              <w:t>Contour swales for moisture retention, acacia windbreaks, citrus &amp; avocado orchards.</w:t>
+            </w:r>
+          </w:p>
+        </w:tc>
+      </w:tr>
+      <w:tr>
+        <w:tc>
+          <w:tcPr>
+            <w:tcW w:type="dxa" w:w="3456"/>
+            <w:shd w:fill="FAF8F5"/>
+            <w:tcMar>
+              <w:top w:w="100" w:type="dxa"/>
+              <w:bottom w:w="100" w:type="dxa"/>
+              <w:left w:w="160" w:type="dxa"/>
+              <w:right w:w="160" w:type="dxa"/>
+            </w:tcMar>
+          </w:tcPr>
+          <w:p>
+            <w:pPr>
+              <w:jc w:val="left"/>
+            </w:pPr>
+            <w:r>
+              <w:rPr>
+                <w:rFonts w:ascii="Calibri" w:hAnsi="Calibri"/>
+                <w:color w:val="282C29"/>
+                <w:sz w:val="18"/>
+              </w:rPr>
+              <w:t>Animal Structures, Paddocks &amp; Dairy Equipment</w:t>
+            </w:r>
+          </w:p>
+        </w:tc>
+        <w:tc>
+          <w:tcPr>
+            <w:tcW w:type="dxa" w:w="1728"/>
+            <w:shd w:fill="FAF8F5"/>
+            <w:tcMar>
+              <w:top w:w="100" w:type="dxa"/>
+              <w:bottom w:w="100" w:type="dxa"/>
+              <w:left w:w="160" w:type="dxa"/>
+              <w:right w:w="160" w:type="dxa"/>
+            </w:tcMar>
+          </w:tcPr>
+          <w:p>
+            <w:pPr>
+              <w:jc w:val="left"/>
+            </w:pPr>
+            <w:r>
+              <w:rPr>
+                <w:rFonts w:ascii="Calibri" w:hAnsi="Calibri"/>
+                <w:color w:val="282C29"/>
+                <w:sz w:val="18"/>
+              </w:rPr>
+              <w:t>$80,000</w:t>
+            </w:r>
+          </w:p>
+        </w:tc>
+        <w:tc>
+          <w:tcPr>
+            <w:tcW w:type="dxa" w:w="1152"/>
+            <w:shd w:fill="FAF8F5"/>
+            <w:tcMar>
+              <w:top w:w="100" w:type="dxa"/>
+              <w:bottom w:w="100" w:type="dxa"/>
+              <w:left w:w="160" w:type="dxa"/>
+              <w:right w:w="160" w:type="dxa"/>
+            </w:tcMar>
+          </w:tcPr>
+          <w:p>
+            <w:pPr>
+              <w:jc w:val="left"/>
+            </w:pPr>
+            <w:r>
+              <w:rPr>
+                <w:rFonts w:ascii="Calibri" w:hAnsi="Calibri"/>
+                <w:color w:val="282C29"/>
+                <w:sz w:val="18"/>
+              </w:rPr>
+              <w:t>3.3%</w:t>
+            </w:r>
+          </w:p>
+        </w:tc>
+        <w:tc>
+          <w:tcPr>
+            <w:tcW w:type="dxa" w:w="3456"/>
+            <w:shd w:fill="FAF8F5"/>
+            <w:tcMar>
+              <w:top w:w="100" w:type="dxa"/>
+              <w:bottom w:w="100" w:type="dxa"/>
+              <w:left w:w="160" w:type="dxa"/>
+              <w:right w:w="160" w:type="dxa"/>
+            </w:tcMar>
+          </w:tcPr>
+          <w:p>
+            <w:pPr>
+              <w:jc w:val="left"/>
+            </w:pPr>
+            <w:r>
+              <w:rPr>
+                <w:rFonts w:ascii="Calibri" w:hAnsi="Calibri"/>
+                <w:color w:val="282C29"/>
+                <w:sz w:val="18"/>
+              </w:rPr>
+              <w:t>Rotational sheep paddocks, poultry housing, solarized milking dairy unit, 40+ apiary hives.</w:t>
+            </w:r>
+          </w:p>
+        </w:tc>
+      </w:tr>
+      <w:tr>
+        <w:tc>
+          <w:tcPr>
+            <w:tcW w:type="dxa" w:w="3456"/>
+            <w:shd w:fill="FFFFFF"/>
+            <w:tcMar>
+              <w:top w:w="100" w:type="dxa"/>
+              <w:bottom w:w="100" w:type="dxa"/>
+              <w:left w:w="160" w:type="dxa"/>
+              <w:right w:w="160" w:type="dxa"/>
+            </w:tcMar>
+          </w:tcPr>
+          <w:p>
+            <w:pPr>
+              <w:jc w:val="left"/>
+            </w:pPr>
+            <w:r>
+              <w:rPr>
+                <w:rFonts w:ascii="Calibri" w:hAnsi="Calibri"/>
+                <w:color w:val="282C29"/>
+                <w:sz w:val="18"/>
+              </w:rPr>
+              <w:t>Farm Machinery &amp; Clean Electric Fleet</w:t>
+            </w:r>
+          </w:p>
+        </w:tc>
+        <w:tc>
+          <w:tcPr>
+            <w:tcW w:type="dxa" w:w="1728"/>
+            <w:shd w:fill="FFFFFF"/>
+            <w:tcMar>
+              <w:top w:w="100" w:type="dxa"/>
+              <w:bottom w:w="100" w:type="dxa"/>
+              <w:left w:w="160" w:type="dxa"/>
+              <w:right w:w="160" w:type="dxa"/>
+            </w:tcMar>
+          </w:tcPr>
+          <w:p>
+            <w:pPr>
+              <w:jc w:val="left"/>
+            </w:pPr>
+            <w:r>
+              <w:rPr>
+                <w:rFonts w:ascii="Calibri" w:hAnsi="Calibri"/>
+                <w:color w:val="282C29"/>
+                <w:sz w:val="18"/>
+              </w:rPr>
+              <w:t>$60,000</w:t>
+            </w:r>
+          </w:p>
+        </w:tc>
+        <w:tc>
+          <w:tcPr>
+            <w:tcW w:type="dxa" w:w="1152"/>
+            <w:shd w:fill="FFFFFF"/>
+            <w:tcMar>
+              <w:top w:w="100" w:type="dxa"/>
+              <w:bottom w:w="100" w:type="dxa"/>
+              <w:left w:w="160" w:type="dxa"/>
+              <w:right w:w="160" w:type="dxa"/>
+            </w:tcMar>
+          </w:tcPr>
+          <w:p>
+            <w:pPr>
+              <w:jc w:val="left"/>
+            </w:pPr>
+            <w:r>
+              <w:rPr>
+                <w:rFonts w:ascii="Calibri" w:hAnsi="Calibri"/>
+                <w:color w:val="282C29"/>
+                <w:sz w:val="18"/>
+              </w:rPr>
+              <w:t>2.5%</w:t>
+            </w:r>
+          </w:p>
+        </w:tc>
+        <w:tc>
+          <w:tcPr>
+            <w:tcW w:type="dxa" w:w="3456"/>
+            <w:shd w:fill="FFFFFF"/>
+            <w:tcMar>
+              <w:top w:w="100" w:type="dxa"/>
+              <w:bottom w:w="100" w:type="dxa"/>
+              <w:left w:w="160" w:type="dxa"/>
+              <w:right w:w="160" w:type="dxa"/>
+            </w:tcMar>
+          </w:tcPr>
+          <w:p>
+            <w:pPr>
+              <w:jc w:val="left"/>
+            </w:pPr>
+            <w:r>
+              <w:rPr>
+                <w:rFonts w:ascii="Calibri" w:hAnsi="Calibri"/>
+                <w:color w:val="282C29"/>
+                <w:sz w:val="18"/>
+              </w:rPr>
+              <w:t>Compact tractors, compost spreaders, solar charging bays, EV utility buggies.</w:t>
+            </w:r>
+          </w:p>
+        </w:tc>
+      </w:tr>
+      <w:tr>
+        <w:tc>
+          <w:tcPr>
+            <w:tcW w:type="dxa" w:w="3456"/>
+            <w:shd w:fill="FAF8F5"/>
+            <w:tcMar>
+              <w:top w:w="100" w:type="dxa"/>
+              <w:bottom w:w="100" w:type="dxa"/>
+              <w:left w:w="160" w:type="dxa"/>
+              <w:right w:w="160" w:type="dxa"/>
+            </w:tcMar>
+          </w:tcPr>
+          <w:p>
+            <w:pPr>
+              <w:jc w:val="left"/>
+            </w:pPr>
+            <w:r>
+              <w:rPr>
+                <w:rFonts w:ascii="Calibri" w:hAnsi="Calibri"/>
+                <w:color w:val="282C29"/>
+                <w:sz w:val="18"/>
+              </w:rPr>
+              <w:t>Boutique Guest Pavilions (12–15 Units)</w:t>
+            </w:r>
+          </w:p>
+        </w:tc>
+        <w:tc>
+          <w:tcPr>
+            <w:tcW w:type="dxa" w:w="1728"/>
+            <w:shd w:fill="FAF8F5"/>
+            <w:tcMar>
+              <w:top w:w="100" w:type="dxa"/>
+              <w:bottom w:w="100" w:type="dxa"/>
+              <w:left w:w="160" w:type="dxa"/>
+              <w:right w:w="160" w:type="dxa"/>
+            </w:tcMar>
+          </w:tcPr>
+          <w:p>
+            <w:pPr>
+              <w:jc w:val="left"/>
+            </w:pPr>
+            <w:r>
+              <w:rPr>
+                <w:rFonts w:ascii="Calibri" w:hAnsi="Calibri"/>
+                <w:color w:val="282C29"/>
+                <w:sz w:val="18"/>
+              </w:rPr>
+              <w:t>$720,000</w:t>
+            </w:r>
+          </w:p>
+        </w:tc>
+        <w:tc>
+          <w:tcPr>
+            <w:tcW w:type="dxa" w:w="1152"/>
+            <w:shd w:fill="FAF8F5"/>
+            <w:tcMar>
+              <w:top w:w="100" w:type="dxa"/>
+              <w:bottom w:w="100" w:type="dxa"/>
+              <w:left w:w="160" w:type="dxa"/>
+              <w:right w:w="160" w:type="dxa"/>
+            </w:tcMar>
+          </w:tcPr>
+          <w:p>
+            <w:pPr>
+              <w:jc w:val="left"/>
+            </w:pPr>
+            <w:r>
+              <w:rPr>
+                <w:rFonts w:ascii="Calibri" w:hAnsi="Calibri"/>
+                <w:color w:val="282C29"/>
+                <w:sz w:val="18"/>
+              </w:rPr>
+              <w:t>30.0%</w:t>
+            </w:r>
+          </w:p>
+        </w:tc>
+        <w:tc>
+          <w:tcPr>
+            <w:tcW w:type="dxa" w:w="3456"/>
+            <w:shd w:fill="FAF8F5"/>
+            <w:tcMar>
+              <w:top w:w="100" w:type="dxa"/>
+              <w:bottom w:w="100" w:type="dxa"/>
+              <w:left w:w="160" w:type="dxa"/>
+              <w:right w:w="160" w:type="dxa"/>
+            </w:tcMar>
+          </w:tcPr>
+          <w:p>
+            <w:pPr>
+              <w:jc w:val="left"/>
+            </w:pPr>
+            <w:r>
+              <w:rPr>
+                <w:rFonts w:ascii="Calibri" w:hAnsi="Calibri"/>
+                <w:color w:val="282C29"/>
+                <w:sz w:val="18"/>
+              </w:rPr>
+              <w:t>10 deluxe suites (75 sqm), 3 family villas (125 sqm), reception lounge, wellness deck.</w:t>
+            </w:r>
+          </w:p>
+        </w:tc>
+      </w:tr>
+      <w:tr>
+        <w:tc>
+          <w:tcPr>
+            <w:tcW w:type="dxa" w:w="3456"/>
+            <w:shd w:fill="FFFFFF"/>
+            <w:tcMar>
+              <w:top w:w="100" w:type="dxa"/>
+              <w:bottom w:w="100" w:type="dxa"/>
+              <w:left w:w="160" w:type="dxa"/>
+              <w:right w:w="160" w:type="dxa"/>
+            </w:tcMar>
+          </w:tcPr>
+          <w:p>
+            <w:pPr>
+              <w:jc w:val="left"/>
+            </w:pPr>
+            <w:r>
+              <w:rPr>
+                <w:rFonts w:ascii="Calibri" w:hAnsi="Calibri"/>
+                <w:color w:val="282C29"/>
+                <w:sz w:val="18"/>
+              </w:rPr>
+              <w:t>Commercial Catering Kitchen &amp; Farm Produce Shop</w:t>
+            </w:r>
+          </w:p>
+        </w:tc>
+        <w:tc>
+          <w:tcPr>
+            <w:tcW w:type="dxa" w:w="1728"/>
+            <w:shd w:fill="FFFFFF"/>
+            <w:tcMar>
+              <w:top w:w="100" w:type="dxa"/>
+              <w:bottom w:w="100" w:type="dxa"/>
+              <w:left w:w="160" w:type="dxa"/>
+              <w:right w:w="160" w:type="dxa"/>
+            </w:tcMar>
+          </w:tcPr>
+          <w:p>
+            <w:pPr>
+              <w:jc w:val="left"/>
+            </w:pPr>
+            <w:r>
+              <w:rPr>
+                <w:rFonts w:ascii="Calibri" w:hAnsi="Calibri"/>
+                <w:color w:val="282C29"/>
+                <w:sz w:val="18"/>
+              </w:rPr>
+              <w:t>$240,000</w:t>
+            </w:r>
+          </w:p>
+        </w:tc>
+        <w:tc>
+          <w:tcPr>
+            <w:tcW w:type="dxa" w:w="1152"/>
+            <w:shd w:fill="FFFFFF"/>
+            <w:tcMar>
+              <w:top w:w="100" w:type="dxa"/>
+              <w:bottom w:w="100" w:type="dxa"/>
+              <w:left w:w="160" w:type="dxa"/>
+              <w:right w:w="160" w:type="dxa"/>
+            </w:tcMar>
+          </w:tcPr>
+          <w:p>
+            <w:pPr>
+              <w:jc w:val="left"/>
+            </w:pPr>
+            <w:r>
+              <w:rPr>
+                <w:rFonts w:ascii="Calibri" w:hAnsi="Calibri"/>
+                <w:color w:val="282C29"/>
+                <w:sz w:val="18"/>
+              </w:rPr>
+              <w:t>10.0%</w:t>
+            </w:r>
+          </w:p>
+        </w:tc>
+        <w:tc>
+          <w:tcPr>
+            <w:tcW w:type="dxa" w:w="3456"/>
+            <w:shd w:fill="FFFFFF"/>
+            <w:tcMar>
+              <w:top w:w="100" w:type="dxa"/>
+              <w:bottom w:w="100" w:type="dxa"/>
+              <w:left w:w="160" w:type="dxa"/>
+              <w:right w:w="160" w:type="dxa"/>
+            </w:tcMar>
+          </w:tcPr>
+          <w:p>
+            <w:pPr>
+              <w:jc w:val="left"/>
+            </w:pPr>
+            <w:r>
+              <w:rPr>
+                <w:rFonts w:ascii="Calibri" w:hAnsi="Calibri"/>
+                <w:color w:val="282C29"/>
+                <w:sz w:val="18"/>
+              </w:rPr>
+              <w:t>Commercial lodge kitchen, sourdough bakery, cold rooms, and on-site retail boutique shop.</w:t>
+            </w:r>
+          </w:p>
+        </w:tc>
+      </w:tr>
+      <w:tr>
+        <w:tc>
+          <w:tcPr>
+            <w:tcW w:type="dxa" w:w="3456"/>
+            <w:shd w:fill="FAF8F5"/>
+            <w:tcMar>
+              <w:top w:w="100" w:type="dxa"/>
+              <w:bottom w:w="100" w:type="dxa"/>
+              <w:left w:w="160" w:type="dxa"/>
+              <w:right w:w="160" w:type="dxa"/>
+            </w:tcMar>
+          </w:tcPr>
+          <w:p>
+            <w:pPr>
+              <w:jc w:val="left"/>
+            </w:pPr>
+            <w:r>
+              <w:rPr>
+                <w:rFonts w:ascii="Calibri" w:hAnsi="Calibri"/>
+                <w:color w:val="282C29"/>
+                <w:sz w:val="18"/>
+              </w:rPr>
+              <w:t>FF&amp;E, OS&amp;E &amp; Converted Safari Vehicles</w:t>
+            </w:r>
+          </w:p>
+        </w:tc>
+        <w:tc>
+          <w:tcPr>
+            <w:tcW w:type="dxa" w:w="1728"/>
+            <w:shd w:fill="FAF8F5"/>
+            <w:tcMar>
+              <w:top w:w="100" w:type="dxa"/>
+              <w:bottom w:w="100" w:type="dxa"/>
+              <w:left w:w="160" w:type="dxa"/>
+              <w:right w:w="160" w:type="dxa"/>
+            </w:tcMar>
+          </w:tcPr>
+          <w:p>
+            <w:pPr>
+              <w:jc w:val="left"/>
+            </w:pPr>
+            <w:r>
+              <w:rPr>
+                <w:rFonts w:ascii="Calibri" w:hAnsi="Calibri"/>
+                <w:color w:val="282C29"/>
+                <w:sz w:val="18"/>
+              </w:rPr>
+              <w:t>$140,000</w:t>
+            </w:r>
+          </w:p>
+        </w:tc>
+        <w:tc>
+          <w:tcPr>
+            <w:tcW w:type="dxa" w:w="1152"/>
+            <w:shd w:fill="FAF8F5"/>
+            <w:tcMar>
+              <w:top w:w="100" w:type="dxa"/>
+              <w:bottom w:w="100" w:type="dxa"/>
+              <w:left w:w="160" w:type="dxa"/>
+              <w:right w:w="160" w:type="dxa"/>
+            </w:tcMar>
+          </w:tcPr>
+          <w:p>
+            <w:pPr>
+              <w:jc w:val="left"/>
+            </w:pPr>
+            <w:r>
+              <w:rPr>
+                <w:rFonts w:ascii="Calibri" w:hAnsi="Calibri"/>
+                <w:color w:val="282C29"/>
+                <w:sz w:val="18"/>
+              </w:rPr>
+              <w:t>5.8%</w:t>
+            </w:r>
+          </w:p>
+        </w:tc>
+        <w:tc>
+          <w:tcPr>
+            <w:tcW w:type="dxa" w:w="3456"/>
+            <w:shd w:fill="FAF8F5"/>
+            <w:tcMar>
+              <w:top w:w="100" w:type="dxa"/>
+              <w:bottom w:w="100" w:type="dxa"/>
+              <w:left w:w="160" w:type="dxa"/>
+              <w:right w:w="160" w:type="dxa"/>
+            </w:tcMar>
+          </w:tcPr>
+          <w:p>
+            <w:pPr>
+              <w:jc w:val="left"/>
+            </w:pPr>
+            <w:r>
+              <w:rPr>
+                <w:rFonts w:ascii="Calibri" w:hAnsi="Calibri"/>
+                <w:color w:val="282C29"/>
+                <w:sz w:val="18"/>
+              </w:rPr>
+              <w:t>Artisan stone/cedar furnishings, bespoke linens, 1 converted silent game viewing vehicle.</w:t>
+            </w:r>
+          </w:p>
+        </w:tc>
+      </w:tr>
+      <w:tr>
+        <w:tc>
+          <w:tcPr>
+            <w:tcW w:type="dxa" w:w="3456"/>
+            <w:shd w:fill="FFFFFF"/>
+            <w:tcMar>
+              <w:top w:w="100" w:type="dxa"/>
+              <w:bottom w:w="100" w:type="dxa"/>
+              <w:left w:w="160" w:type="dxa"/>
+              <w:right w:w="160" w:type="dxa"/>
+            </w:tcMar>
+          </w:tcPr>
+          <w:p>
+            <w:pPr>
+              <w:jc w:val="left"/>
+            </w:pPr>
+            <w:r>
+              <w:rPr>
+                <w:rFonts w:ascii="Calibri" w:hAnsi="Calibri"/>
+                <w:color w:val="282C29"/>
+                <w:sz w:val="18"/>
+              </w:rPr>
+              <w:t>Professional Fees, NEMA &amp; Permitting</w:t>
+            </w:r>
+          </w:p>
+        </w:tc>
+        <w:tc>
+          <w:tcPr>
+            <w:tcW w:type="dxa" w:w="1728"/>
+            <w:shd w:fill="FFFFFF"/>
+            <w:tcMar>
+              <w:top w:w="100" w:type="dxa"/>
+              <w:bottom w:w="100" w:type="dxa"/>
+              <w:left w:w="160" w:type="dxa"/>
+              <w:right w:w="160" w:type="dxa"/>
+            </w:tcMar>
+          </w:tcPr>
+          <w:p>
+            <w:pPr>
+              <w:jc w:val="left"/>
+            </w:pPr>
+            <w:r>
+              <w:rPr>
+                <w:rFonts w:ascii="Calibri" w:hAnsi="Calibri"/>
+                <w:color w:val="282C29"/>
+                <w:sz w:val="18"/>
+              </w:rPr>
+              <w:t>$120,000</w:t>
+            </w:r>
+          </w:p>
+        </w:tc>
+        <w:tc>
+          <w:tcPr>
+            <w:tcW w:type="dxa" w:w="1152"/>
+            <w:shd w:fill="FFFFFF"/>
+            <w:tcMar>
+              <w:top w:w="100" w:type="dxa"/>
+              <w:bottom w:w="100" w:type="dxa"/>
+              <w:left w:w="160" w:type="dxa"/>
+              <w:right w:w="160" w:type="dxa"/>
+            </w:tcMar>
+          </w:tcPr>
+          <w:p>
+            <w:pPr>
+              <w:jc w:val="left"/>
+            </w:pPr>
+            <w:r>
+              <w:rPr>
+                <w:rFonts w:ascii="Calibri" w:hAnsi="Calibri"/>
+                <w:color w:val="282C29"/>
+                <w:sz w:val="18"/>
+              </w:rPr>
+              <w:t>5.0%</w:t>
+            </w:r>
+          </w:p>
+        </w:tc>
+        <w:tc>
+          <w:tcPr>
+            <w:tcW w:type="dxa" w:w="3456"/>
+            <w:shd w:fill="FFFFFF"/>
+            <w:tcMar>
+              <w:top w:w="100" w:type="dxa"/>
+              <w:bottom w:w="100" w:type="dxa"/>
+              <w:left w:w="160" w:type="dxa"/>
+              <w:right w:w="160" w:type="dxa"/>
+            </w:tcMar>
+          </w:tcPr>
+          <w:p>
+            <w:pPr>
+              <w:jc w:val="left"/>
+            </w:pPr>
+            <w:r>
+              <w:rPr>
+                <w:rFonts w:ascii="Calibri" w:hAnsi="Calibri"/>
+                <w:color w:val="282C29"/>
+                <w:sz w:val="18"/>
+              </w:rPr>
+              <w:t>Architectural/MEP engineering, NEMA ESIA license, county change-of-user.</w:t>
+            </w:r>
+          </w:p>
+        </w:tc>
+      </w:tr>
+      <w:tr>
+        <w:tc>
+          <w:tcPr>
+            <w:tcW w:type="dxa" w:w="3456"/>
+            <w:shd w:fill="FAF8F5"/>
+            <w:tcMar>
+              <w:top w:w="100" w:type="dxa"/>
+              <w:bottom w:w="100" w:type="dxa"/>
+              <w:left w:w="160" w:type="dxa"/>
+              <w:right w:w="160" w:type="dxa"/>
+            </w:tcMar>
+          </w:tcPr>
+          <w:p>
+            <w:pPr>
+              <w:jc w:val="left"/>
+            </w:pPr>
+            <w:r>
+              <w:rPr>
+                <w:rFonts w:ascii="Calibri" w:hAnsi="Calibri"/>
+                <w:color w:val="282C29"/>
+                <w:sz w:val="18"/>
+              </w:rPr>
+              <w:t>Pre-Opening Working Capital &amp; Contingency</w:t>
+            </w:r>
+          </w:p>
+        </w:tc>
+        <w:tc>
+          <w:tcPr>
+            <w:tcW w:type="dxa" w:w="1728"/>
+            <w:shd w:fill="FAF8F5"/>
+            <w:tcMar>
+              <w:top w:w="100" w:type="dxa"/>
+              <w:bottom w:w="100" w:type="dxa"/>
+              <w:left w:w="160" w:type="dxa"/>
+              <w:right w:w="160" w:type="dxa"/>
+            </w:tcMar>
+          </w:tcPr>
+          <w:p>
+            <w:pPr>
+              <w:jc w:val="left"/>
+            </w:pPr>
+            <w:r>
+              <w:rPr>
+                <w:rFonts w:ascii="Calibri" w:hAnsi="Calibri"/>
+                <w:color w:val="282C29"/>
+                <w:sz w:val="18"/>
+              </w:rPr>
+              <w:t>$120,000</w:t>
+            </w:r>
+          </w:p>
+        </w:tc>
+        <w:tc>
+          <w:tcPr>
+            <w:tcW w:type="dxa" w:w="1152"/>
+            <w:shd w:fill="FAF8F5"/>
+            <w:tcMar>
+              <w:top w:w="100" w:type="dxa"/>
+              <w:bottom w:w="100" w:type="dxa"/>
+              <w:left w:w="160" w:type="dxa"/>
+              <w:right w:w="160" w:type="dxa"/>
+            </w:tcMar>
+          </w:tcPr>
+          <w:p>
+            <w:pPr>
+              <w:jc w:val="left"/>
+            </w:pPr>
+            <w:r>
+              <w:rPr>
+                <w:rFonts w:ascii="Calibri" w:hAnsi="Calibri"/>
+                <w:color w:val="282C29"/>
+                <w:sz w:val="18"/>
+              </w:rPr>
+              <w:t>5.0%</w:t>
+            </w:r>
+          </w:p>
+        </w:tc>
+        <w:tc>
+          <w:tcPr>
+            <w:tcW w:type="dxa" w:w="3456"/>
+            <w:shd w:fill="FAF8F5"/>
+            <w:tcMar>
+              <w:top w:w="100" w:type="dxa"/>
+              <w:bottom w:w="100" w:type="dxa"/>
+              <w:left w:w="160" w:type="dxa"/>
+              <w:right w:w="160" w:type="dxa"/>
+            </w:tcMar>
+          </w:tcPr>
+          <w:p>
+            <w:pPr>
+              <w:jc w:val="left"/>
+            </w:pPr>
+            <w:r>
+              <w:rPr>
+                <w:rFonts w:ascii="Calibri" w:hAnsi="Calibri"/>
+                <w:color w:val="282C29"/>
+                <w:sz w:val="18"/>
+              </w:rPr>
+              <w:t>Hospitality/farm staff recruitment, brand launch runway, ring-fenced contingency buffer.</w:t>
+            </w:r>
+          </w:p>
+        </w:tc>
+      </w:tr>
+      <w:tr>
+        <w:tc>
+          <w:tcPr>
+            <w:tcW w:type="dxa" w:w="3456"/>
+            <w:shd w:fill="FFFFFF"/>
+            <w:tcMar>
+              <w:top w:w="100" w:type="dxa"/>
+              <w:bottom w:w="100" w:type="dxa"/>
+              <w:left w:w="160" w:type="dxa"/>
+              <w:right w:w="160" w:type="dxa"/>
+            </w:tcMar>
+          </w:tcPr>
+          <w:p>
+            <w:pPr>
+              <w:jc w:val="left"/>
+            </w:pPr>
+            <w:r>
+              <w:rPr>
+                <w:rFonts w:ascii="Calibri" w:hAnsi="Calibri"/>
+                <w:color w:val="282C29"/>
+                <w:sz w:val="18"/>
+              </w:rPr>
+              <w:t>TOTAL US$ CAPITAL REQUIREMENT</w:t>
+            </w:r>
+          </w:p>
+        </w:tc>
+        <w:tc>
+          <w:tcPr>
+            <w:tcW w:type="dxa" w:w="1728"/>
+            <w:shd w:fill="FFFFFF"/>
+            <w:tcMar>
+              <w:top w:w="100" w:type="dxa"/>
+              <w:bottom w:w="100" w:type="dxa"/>
+              <w:left w:w="160" w:type="dxa"/>
+              <w:right w:w="160" w:type="dxa"/>
+            </w:tcMar>
+          </w:tcPr>
+          <w:p>
+            <w:pPr>
+              <w:jc w:val="left"/>
+            </w:pPr>
+            <w:r>
+              <w:rPr>
+                <w:rFonts w:ascii="Calibri" w:hAnsi="Calibri"/>
+                <w:color w:val="282C29"/>
+                <w:sz w:val="18"/>
+              </w:rPr>
+              <w:t>$2,400,000</w:t>
+            </w:r>
+          </w:p>
+        </w:tc>
+        <w:tc>
+          <w:tcPr>
+            <w:tcW w:type="dxa" w:w="1152"/>
+            <w:shd w:fill="FFFFFF"/>
+            <w:tcMar>
+              <w:top w:w="100" w:type="dxa"/>
+              <w:bottom w:w="100" w:type="dxa"/>
+              <w:left w:w="160" w:type="dxa"/>
+              <w:right w:w="160" w:type="dxa"/>
+            </w:tcMar>
+          </w:tcPr>
+          <w:p>
+            <w:pPr>
+              <w:jc w:val="left"/>
+            </w:pPr>
+            <w:r>
+              <w:rPr>
+                <w:rFonts w:ascii="Calibri" w:hAnsi="Calibri"/>
+                <w:color w:val="282C29"/>
+                <w:sz w:val="18"/>
+              </w:rPr>
+              <w:t>100.0%</w:t>
+            </w:r>
+          </w:p>
+        </w:tc>
+        <w:tc>
+          <w:tcPr>
+            <w:tcW w:type="dxa" w:w="3456"/>
+            <w:shd w:fill="FFFFFF"/>
+            <w:tcMar>
+              <w:top w:w="100" w:type="dxa"/>
+              <w:bottom w:w="100" w:type="dxa"/>
+              <w:left w:w="160" w:type="dxa"/>
+              <w:right w:w="160" w:type="dxa"/>
+            </w:tcMar>
+          </w:tcPr>
+          <w:p>
+            <w:pPr>
+              <w:jc w:val="left"/>
+            </w:pPr>
+            <w:r>
+              <w:rPr>
+                <w:rFonts w:ascii="Calibri" w:hAnsi="Calibri"/>
+                <w:color w:val="282C29"/>
+                <w:sz w:val="18"/>
+              </w:rPr>
+              <w:t>Complete turnkey capitalization to commercial opening.</w:t>
+            </w:r>
+          </w:p>
+        </w:tc>
+      </w:tr>
+    </w:tbl>
     <w:p>
-      <w:r>
-        <w:t>Project: Jonik Ndovu Farm — hospitality-led agro-tourism destination</w:t>
-      </w:r>
+      <w:pPr>
+        <w:spacing w:before="80" w:after="160"/>
+      </w:pPr>
+    </w:p>
+    <w:tbl>
+      <w:tblPr>
+        <w:tblW w:type="auto" w:w="0"/>
+        <w:jc w:val="center"/>
+        <w:tblLayout w:type="fixed"/>
+        <w:tblLook w:firstColumn="1" w:firstRow="1" w:lastColumn="0" w:lastRow="0" w:noHBand="0" w:noVBand="1" w:val="04A0"/>
+      </w:tblPr>
+      <w:tblGrid>
+        <w:gridCol w:w="9792"/>
+      </w:tblGrid>
+      <w:tr>
+        <w:tc>
+          <w:tcPr>
+            <w:tcW w:type="dxa" w:w="9792"/>
+            <w:shd w:fill="F7F4EC"/>
+            <w:tcMar>
+              <w:top w:w="160" w:type="dxa"/>
+              <w:bottom w:w="160" w:type="dxa"/>
+              <w:left w:w="240" w:type="dxa"/>
+              <w:right w:w="200" w:type="dxa"/>
+            </w:tcMar>
+            <w:tcBorders>
+              <w:top w:val="none"/>
+              <w:left w:val="single" w:sz="24" w:space="0" w:color="A88B65"/>
+              <w:bottom w:val="none"/>
+              <w:right w:val="none"/>
+            </w:tcBorders>
+          </w:tcPr>
+          <w:p>
+            <w:pPr>
+              <w:spacing w:before="40" w:after="40"/>
+            </w:pPr>
+            <w:r>
+              <w:rPr>
+                <w:rFonts w:ascii="Calibri" w:hAnsi="Calibri"/>
+                <w:b/>
+                <w:color w:val="A88B65"/>
+                <w:sz w:val="19"/>
+              </w:rPr>
+              <w:t>GREENER ECOSYSTEM &amp; PRODUCTIVE ASSETS ALLOCATION: US$980,000 (40.8%)</w:t>
+              <w:br/>
+            </w:r>
+            <w:r>
+              <w:rPr>
+                <w:rFonts w:ascii="Georgia" w:hAnsi="Georgia"/>
+                <w:i/>
+                <w:color w:val="19382D"/>
+                <w:sz w:val="19"/>
+              </w:rPr>
+              <w:t>A defining dimension of the capital budget is that over 40% of funding — US$980,000 in total — directly finances the greener ecosystem and productive farm infrastructure: Solar Microgrid ($160k), Biogas Generation ($80k), Hydrology &amp; Drip Irrigation ($240k), Contour Earthworks ($120k), Animal Structures &amp; Dairy ($80k), Farm Machinery ($60k), and the Commercial Catering Kitchen &amp; Farm Produce Shop ($240k). This circular infrastructure cuts recurring lodge energy and food costs by over 35% while creating an authentic guest experience.</w:t>
+            </w:r>
+          </w:p>
+        </w:tc>
+      </w:tr>
+    </w:tbl>
+    <w:p>
+      <w:pPr>
+        <w:spacing w:before="80" w:after="160"/>
+      </w:pPr>
     </w:p>
     <w:p>
+      <w:pPr>
+        <w:keepNext/>
+        <w:spacing w:before="320" w:after="120"/>
+      </w:pPr>
       <w:r>
-        <w:t>Location: Segera, Laikipia County, Kenya (site-specific access, setting and claims to be verified)</w:t>
-      </w:r>
-    </w:p>
-    <w:p>
-      <w:r>
-        <w:t>Existing land: 8 hectares owned, subject to title/legal due diligence</w:t>
-      </w:r>
-    </w:p>
-    <w:p>
-      <w:r>
-        <w:t>Potential expansion: Up to approximately 7 additional hectares to acquire; subject to price, title, access and diligence</w:t>
-      </w:r>
-    </w:p>
-    <w:p>
-      <w:r>
-        <w:t>Indicative ultimate land area: Approximately 15 hectares if expansion is completed</w:t>
-      </w:r>
-    </w:p>
-    <w:p>
-      <w:r>
-        <w:t>Accommodation: 12–15 units, subject to final design, approvals, market testing and cost plan</w:t>
-      </w:r>
-    </w:p>
-    <w:p>
-      <w:r>
-        <w:t>Total capital requirement: US$2.4 million including acquisition of the additional land</w:t>
-      </w:r>
-    </w:p>
-    <w:p>
-      <w:r>
-        <w:t>Current stage: Concept and investor materials prepared; no investor discussions/commitments reported</w:t>
-      </w:r>
-    </w:p>
-    <w:p>
-      <w:r>
-        <w:t>Commercial positioning: Boutique hospitality as the principal commercial engine; agriculture integrated into guest experience, food and landscape</w:t>
+        <w:rPr>
+          <w:rFonts w:ascii="Georgia" w:hAnsi="Georgia"/>
+          <w:b/>
+          <w:color w:val="19382D"/>
+          <w:sz w:val="28"/>
+        </w:rPr>
+        <w:t>3. 10-Year Illustrative Financial Highlights</w:t>
       </w:r>
     </w:p>
     <w:p>
       <w:pPr>
-        <w:pStyle w:val="Heading1"/>
+        <w:spacing w:before="40" w:after="120" w:line="276" w:lineRule="auto"/>
       </w:pPr>
       <w:r>
-        <w:t>What makes the concept distinct</w:t>
+        <w:rPr>
+          <w:rFonts w:ascii="Calibri" w:hAnsi="Calibri"/>
+          <w:color w:val="282C29"/>
+          <w:sz w:val="20"/>
+        </w:rPr>
+        <w:t>Hospitality is the core revenue engine, supported by culinary covers, agro-tourism workshops, wellness retreats, and farm-gate artisanal sales. The illustrative model assumes a phased ramp-up across Year 3 (opening) to Year 10:</w:t>
+      </w:r>
+    </w:p>
+    <w:tbl>
+      <w:tblPr>
+        <w:tblW w:type="auto" w:w="0"/>
+        <w:jc w:val="center"/>
+        <w:tblLayout w:type="fixed"/>
+        <w:tblLook w:firstColumn="1" w:firstRow="1" w:lastColumn="0" w:lastRow="0" w:noHBand="0" w:noVBand="1" w:val="04A0"/>
+      </w:tblPr>
+      <w:tblGrid>
+        <w:gridCol w:w="1958"/>
+        <w:gridCol w:w="1958"/>
+        <w:gridCol w:w="1958"/>
+        <w:gridCol w:w="1958"/>
+        <w:gridCol w:w="1958"/>
+      </w:tblGrid>
+      <w:tr>
+        <w:tc>
+          <w:tcPr>
+            <w:tcW w:type="dxa" w:w="3456"/>
+            <w:shd w:fill="19382D"/>
+            <w:tcMar>
+              <w:top w:w="140" w:type="dxa"/>
+              <w:bottom w:w="140" w:type="dxa"/>
+              <w:left w:w="180" w:type="dxa"/>
+              <w:right w:w="180" w:type="dxa"/>
+            </w:tcMar>
+          </w:tcPr>
+          <w:p>
+            <w:pPr>
+              <w:jc w:val="left"/>
+            </w:pPr>
+            <w:r>
+              <w:rPr>
+                <w:rFonts w:ascii="Calibri" w:hAnsi="Calibri"/>
+                <w:b/>
+                <w:color w:val="F7F4EC"/>
+                <w:sz w:val="19"/>
+              </w:rPr>
+              <w:t>Operating Metric</w:t>
+            </w:r>
+          </w:p>
+        </w:tc>
+        <w:tc>
+          <w:tcPr>
+            <w:tcW w:type="dxa" w:w="1584"/>
+            <w:shd w:fill="19382D"/>
+            <w:tcMar>
+              <w:top w:w="140" w:type="dxa"/>
+              <w:bottom w:w="140" w:type="dxa"/>
+              <w:left w:w="180" w:type="dxa"/>
+              <w:right w:w="180" w:type="dxa"/>
+            </w:tcMar>
+          </w:tcPr>
+          <w:p>
+            <w:pPr>
+              <w:jc w:val="left"/>
+            </w:pPr>
+            <w:r>
+              <w:rPr>
+                <w:rFonts w:ascii="Calibri" w:hAnsi="Calibri"/>
+                <w:b/>
+                <w:color w:val="F7F4EC"/>
+                <w:sz w:val="19"/>
+              </w:rPr>
+              <w:t>Year 3 (Launch)</w:t>
+            </w:r>
+          </w:p>
+        </w:tc>
+        <w:tc>
+          <w:tcPr>
+            <w:tcW w:type="dxa" w:w="1584"/>
+            <w:shd w:fill="19382D"/>
+            <w:tcMar>
+              <w:top w:w="140" w:type="dxa"/>
+              <w:bottom w:w="140" w:type="dxa"/>
+              <w:left w:w="180" w:type="dxa"/>
+              <w:right w:w="180" w:type="dxa"/>
+            </w:tcMar>
+          </w:tcPr>
+          <w:p>
+            <w:pPr>
+              <w:jc w:val="left"/>
+            </w:pPr>
+            <w:r>
+              <w:rPr>
+                <w:rFonts w:ascii="Calibri" w:hAnsi="Calibri"/>
+                <w:b/>
+                <w:color w:val="F7F4EC"/>
+                <w:sz w:val="19"/>
+              </w:rPr>
+              <w:t>Year 5 (Stabilized)</w:t>
+            </w:r>
+          </w:p>
+        </w:tc>
+        <w:tc>
+          <w:tcPr>
+            <w:tcW w:type="dxa" w:w="1584"/>
+            <w:shd w:fill="19382D"/>
+            <w:tcMar>
+              <w:top w:w="140" w:type="dxa"/>
+              <w:bottom w:w="140" w:type="dxa"/>
+              <w:left w:w="180" w:type="dxa"/>
+              <w:right w:w="180" w:type="dxa"/>
+            </w:tcMar>
+          </w:tcPr>
+          <w:p>
+            <w:pPr>
+              <w:jc w:val="left"/>
+            </w:pPr>
+            <w:r>
+              <w:rPr>
+                <w:rFonts w:ascii="Calibri" w:hAnsi="Calibri"/>
+                <w:b/>
+                <w:color w:val="F7F4EC"/>
+                <w:sz w:val="19"/>
+              </w:rPr>
+              <w:t>Year 7 (Maturity)</w:t>
+            </w:r>
+          </w:p>
+        </w:tc>
+        <w:tc>
+          <w:tcPr>
+            <w:tcW w:type="dxa" w:w="1584"/>
+            <w:shd w:fill="19382D"/>
+            <w:tcMar>
+              <w:top w:w="140" w:type="dxa"/>
+              <w:bottom w:w="140" w:type="dxa"/>
+              <w:left w:w="180" w:type="dxa"/>
+              <w:right w:w="180" w:type="dxa"/>
+            </w:tcMar>
+          </w:tcPr>
+          <w:p>
+            <w:pPr>
+              <w:jc w:val="left"/>
+            </w:pPr>
+            <w:r>
+              <w:rPr>
+                <w:rFonts w:ascii="Calibri" w:hAnsi="Calibri"/>
+                <w:b/>
+                <w:color w:val="F7F4EC"/>
+                <w:sz w:val="19"/>
+              </w:rPr>
+              <w:t>Year 10 (Terminal)</w:t>
+            </w:r>
+          </w:p>
+        </w:tc>
+      </w:tr>
+      <w:tr>
+        <w:tc>
+          <w:tcPr>
+            <w:tcW w:type="dxa" w:w="3456"/>
+            <w:shd w:fill="FFFFFF"/>
+            <w:tcMar>
+              <w:top w:w="100" w:type="dxa"/>
+              <w:bottom w:w="100" w:type="dxa"/>
+              <w:left w:w="160" w:type="dxa"/>
+              <w:right w:w="160" w:type="dxa"/>
+            </w:tcMar>
+          </w:tcPr>
+          <w:p>
+            <w:pPr>
+              <w:jc w:val="left"/>
+            </w:pPr>
+            <w:r>
+              <w:rPr>
+                <w:rFonts w:ascii="Calibri" w:hAnsi="Calibri"/>
+                <w:color w:val="282C29"/>
+                <w:sz w:val="18"/>
+              </w:rPr>
+              <w:t>Operational Keys</w:t>
+            </w:r>
+          </w:p>
+        </w:tc>
+        <w:tc>
+          <w:tcPr>
+            <w:tcW w:type="dxa" w:w="1584"/>
+            <w:shd w:fill="FFFFFF"/>
+            <w:tcMar>
+              <w:top w:w="100" w:type="dxa"/>
+              <w:bottom w:w="100" w:type="dxa"/>
+              <w:left w:w="160" w:type="dxa"/>
+              <w:right w:w="160" w:type="dxa"/>
+            </w:tcMar>
+          </w:tcPr>
+          <w:p>
+            <w:pPr>
+              <w:jc w:val="left"/>
+            </w:pPr>
+            <w:r>
+              <w:rPr>
+                <w:rFonts w:ascii="Calibri" w:hAnsi="Calibri"/>
+                <w:color w:val="282C29"/>
+                <w:sz w:val="18"/>
+              </w:rPr>
+              <w:t>12 Keys</w:t>
+            </w:r>
+          </w:p>
+        </w:tc>
+        <w:tc>
+          <w:tcPr>
+            <w:tcW w:type="dxa" w:w="1584"/>
+            <w:shd w:fill="FFFFFF"/>
+            <w:tcMar>
+              <w:top w:w="100" w:type="dxa"/>
+              <w:bottom w:w="100" w:type="dxa"/>
+              <w:left w:w="160" w:type="dxa"/>
+              <w:right w:w="160" w:type="dxa"/>
+            </w:tcMar>
+          </w:tcPr>
+          <w:p>
+            <w:pPr>
+              <w:jc w:val="left"/>
+            </w:pPr>
+            <w:r>
+              <w:rPr>
+                <w:rFonts w:ascii="Calibri" w:hAnsi="Calibri"/>
+                <w:color w:val="282C29"/>
+                <w:sz w:val="18"/>
+              </w:rPr>
+              <w:t>14 Keys</w:t>
+            </w:r>
+          </w:p>
+        </w:tc>
+        <w:tc>
+          <w:tcPr>
+            <w:tcW w:type="dxa" w:w="1584"/>
+            <w:shd w:fill="FFFFFF"/>
+            <w:tcMar>
+              <w:top w:w="100" w:type="dxa"/>
+              <w:bottom w:w="100" w:type="dxa"/>
+              <w:left w:w="160" w:type="dxa"/>
+              <w:right w:w="160" w:type="dxa"/>
+            </w:tcMar>
+          </w:tcPr>
+          <w:p>
+            <w:pPr>
+              <w:jc w:val="left"/>
+            </w:pPr>
+            <w:r>
+              <w:rPr>
+                <w:rFonts w:ascii="Calibri" w:hAnsi="Calibri"/>
+                <w:color w:val="282C29"/>
+                <w:sz w:val="18"/>
+              </w:rPr>
+              <w:t>15 Keys</w:t>
+            </w:r>
+          </w:p>
+        </w:tc>
+        <w:tc>
+          <w:tcPr>
+            <w:tcW w:type="dxa" w:w="1584"/>
+            <w:shd w:fill="FFFFFF"/>
+            <w:tcMar>
+              <w:top w:w="100" w:type="dxa"/>
+              <w:bottom w:w="100" w:type="dxa"/>
+              <w:left w:w="160" w:type="dxa"/>
+              <w:right w:w="160" w:type="dxa"/>
+            </w:tcMar>
+          </w:tcPr>
+          <w:p>
+            <w:pPr>
+              <w:jc w:val="left"/>
+            </w:pPr>
+            <w:r>
+              <w:rPr>
+                <w:rFonts w:ascii="Calibri" w:hAnsi="Calibri"/>
+                <w:color w:val="282C29"/>
+                <w:sz w:val="18"/>
+              </w:rPr>
+              <w:t>15 Keys</w:t>
+            </w:r>
+          </w:p>
+        </w:tc>
+      </w:tr>
+      <w:tr>
+        <w:tc>
+          <w:tcPr>
+            <w:tcW w:type="dxa" w:w="3456"/>
+            <w:shd w:fill="FAF8F5"/>
+            <w:tcMar>
+              <w:top w:w="100" w:type="dxa"/>
+              <w:bottom w:w="100" w:type="dxa"/>
+              <w:left w:w="160" w:type="dxa"/>
+              <w:right w:w="160" w:type="dxa"/>
+            </w:tcMar>
+          </w:tcPr>
+          <w:p>
+            <w:pPr>
+              <w:jc w:val="left"/>
+            </w:pPr>
+            <w:r>
+              <w:rPr>
+                <w:rFonts w:ascii="Calibri" w:hAnsi="Calibri"/>
+                <w:color w:val="282C29"/>
+                <w:sz w:val="18"/>
+              </w:rPr>
+              <w:t>Average Daily Rate (ADR)</w:t>
+            </w:r>
+          </w:p>
+        </w:tc>
+        <w:tc>
+          <w:tcPr>
+            <w:tcW w:type="dxa" w:w="1584"/>
+            <w:shd w:fill="FAF8F5"/>
+            <w:tcMar>
+              <w:top w:w="100" w:type="dxa"/>
+              <w:bottom w:w="100" w:type="dxa"/>
+              <w:left w:w="160" w:type="dxa"/>
+              <w:right w:w="160" w:type="dxa"/>
+            </w:tcMar>
+          </w:tcPr>
+          <w:p>
+            <w:pPr>
+              <w:jc w:val="left"/>
+            </w:pPr>
+            <w:r>
+              <w:rPr>
+                <w:rFonts w:ascii="Calibri" w:hAnsi="Calibri"/>
+                <w:color w:val="282C29"/>
+                <w:sz w:val="18"/>
+              </w:rPr>
+              <w:t>US$380</w:t>
+            </w:r>
+          </w:p>
+        </w:tc>
+        <w:tc>
+          <w:tcPr>
+            <w:tcW w:type="dxa" w:w="1584"/>
+            <w:shd w:fill="FAF8F5"/>
+            <w:tcMar>
+              <w:top w:w="100" w:type="dxa"/>
+              <w:bottom w:w="100" w:type="dxa"/>
+              <w:left w:w="160" w:type="dxa"/>
+              <w:right w:w="160" w:type="dxa"/>
+            </w:tcMar>
+          </w:tcPr>
+          <w:p>
+            <w:pPr>
+              <w:jc w:val="left"/>
+            </w:pPr>
+            <w:r>
+              <w:rPr>
+                <w:rFonts w:ascii="Calibri" w:hAnsi="Calibri"/>
+                <w:color w:val="282C29"/>
+                <w:sz w:val="18"/>
+              </w:rPr>
+              <w:t>US$440</w:t>
+            </w:r>
+          </w:p>
+        </w:tc>
+        <w:tc>
+          <w:tcPr>
+            <w:tcW w:type="dxa" w:w="1584"/>
+            <w:shd w:fill="FAF8F5"/>
+            <w:tcMar>
+              <w:top w:w="100" w:type="dxa"/>
+              <w:bottom w:w="100" w:type="dxa"/>
+              <w:left w:w="160" w:type="dxa"/>
+              <w:right w:w="160" w:type="dxa"/>
+            </w:tcMar>
+          </w:tcPr>
+          <w:p>
+            <w:pPr>
+              <w:jc w:val="left"/>
+            </w:pPr>
+            <w:r>
+              <w:rPr>
+                <w:rFonts w:ascii="Calibri" w:hAnsi="Calibri"/>
+                <w:color w:val="282C29"/>
+                <w:sz w:val="18"/>
+              </w:rPr>
+              <w:t>US$500</w:t>
+            </w:r>
+          </w:p>
+        </w:tc>
+        <w:tc>
+          <w:tcPr>
+            <w:tcW w:type="dxa" w:w="1584"/>
+            <w:shd w:fill="FAF8F5"/>
+            <w:tcMar>
+              <w:top w:w="100" w:type="dxa"/>
+              <w:bottom w:w="100" w:type="dxa"/>
+              <w:left w:w="160" w:type="dxa"/>
+              <w:right w:w="160" w:type="dxa"/>
+            </w:tcMar>
+          </w:tcPr>
+          <w:p>
+            <w:pPr>
+              <w:jc w:val="left"/>
+            </w:pPr>
+            <w:r>
+              <w:rPr>
+                <w:rFonts w:ascii="Calibri" w:hAnsi="Calibri"/>
+                <w:color w:val="282C29"/>
+                <w:sz w:val="18"/>
+              </w:rPr>
+              <w:t>US$560</w:t>
+            </w:r>
+          </w:p>
+        </w:tc>
+      </w:tr>
+      <w:tr>
+        <w:tc>
+          <w:tcPr>
+            <w:tcW w:type="dxa" w:w="3456"/>
+            <w:shd w:fill="FFFFFF"/>
+            <w:tcMar>
+              <w:top w:w="100" w:type="dxa"/>
+              <w:bottom w:w="100" w:type="dxa"/>
+              <w:left w:w="160" w:type="dxa"/>
+              <w:right w:w="160" w:type="dxa"/>
+            </w:tcMar>
+          </w:tcPr>
+          <w:p>
+            <w:pPr>
+              <w:jc w:val="left"/>
+            </w:pPr>
+            <w:r>
+              <w:rPr>
+                <w:rFonts w:ascii="Calibri" w:hAnsi="Calibri"/>
+                <w:color w:val="282C29"/>
+                <w:sz w:val="18"/>
+              </w:rPr>
+              <w:t>Average Annual Occupancy</w:t>
+            </w:r>
+          </w:p>
+        </w:tc>
+        <w:tc>
+          <w:tcPr>
+            <w:tcW w:type="dxa" w:w="1584"/>
+            <w:shd w:fill="FFFFFF"/>
+            <w:tcMar>
+              <w:top w:w="100" w:type="dxa"/>
+              <w:bottom w:w="100" w:type="dxa"/>
+              <w:left w:w="160" w:type="dxa"/>
+              <w:right w:w="160" w:type="dxa"/>
+            </w:tcMar>
+          </w:tcPr>
+          <w:p>
+            <w:pPr>
+              <w:jc w:val="left"/>
+            </w:pPr>
+            <w:r>
+              <w:rPr>
+                <w:rFonts w:ascii="Calibri" w:hAnsi="Calibri"/>
+                <w:color w:val="282C29"/>
+                <w:sz w:val="18"/>
+              </w:rPr>
+              <w:t>35.0%</w:t>
+            </w:r>
+          </w:p>
+        </w:tc>
+        <w:tc>
+          <w:tcPr>
+            <w:tcW w:type="dxa" w:w="1584"/>
+            <w:shd w:fill="FFFFFF"/>
+            <w:tcMar>
+              <w:top w:w="100" w:type="dxa"/>
+              <w:bottom w:w="100" w:type="dxa"/>
+              <w:left w:w="160" w:type="dxa"/>
+              <w:right w:w="160" w:type="dxa"/>
+            </w:tcMar>
+          </w:tcPr>
+          <w:p>
+            <w:pPr>
+              <w:jc w:val="left"/>
+            </w:pPr>
+            <w:r>
+              <w:rPr>
+                <w:rFonts w:ascii="Calibri" w:hAnsi="Calibri"/>
+                <w:color w:val="282C29"/>
+                <w:sz w:val="18"/>
+              </w:rPr>
+              <w:t>52.0%</w:t>
+            </w:r>
+          </w:p>
+        </w:tc>
+        <w:tc>
+          <w:tcPr>
+            <w:tcW w:type="dxa" w:w="1584"/>
+            <w:shd w:fill="FFFFFF"/>
+            <w:tcMar>
+              <w:top w:w="100" w:type="dxa"/>
+              <w:bottom w:w="100" w:type="dxa"/>
+              <w:left w:w="160" w:type="dxa"/>
+              <w:right w:w="160" w:type="dxa"/>
+            </w:tcMar>
+          </w:tcPr>
+          <w:p>
+            <w:pPr>
+              <w:jc w:val="left"/>
+            </w:pPr>
+            <w:r>
+              <w:rPr>
+                <w:rFonts w:ascii="Calibri" w:hAnsi="Calibri"/>
+                <w:color w:val="282C29"/>
+                <w:sz w:val="18"/>
+              </w:rPr>
+              <w:t>62.0%</w:t>
+            </w:r>
+          </w:p>
+        </w:tc>
+        <w:tc>
+          <w:tcPr>
+            <w:tcW w:type="dxa" w:w="1584"/>
+            <w:shd w:fill="FFFFFF"/>
+            <w:tcMar>
+              <w:top w:w="100" w:type="dxa"/>
+              <w:bottom w:w="100" w:type="dxa"/>
+              <w:left w:w="160" w:type="dxa"/>
+              <w:right w:w="160" w:type="dxa"/>
+            </w:tcMar>
+          </w:tcPr>
+          <w:p>
+            <w:pPr>
+              <w:jc w:val="left"/>
+            </w:pPr>
+            <w:r>
+              <w:rPr>
+                <w:rFonts w:ascii="Calibri" w:hAnsi="Calibri"/>
+                <w:color w:val="282C29"/>
+                <w:sz w:val="18"/>
+              </w:rPr>
+              <w:t>68.0%</w:t>
+            </w:r>
+          </w:p>
+        </w:tc>
+      </w:tr>
+      <w:tr>
+        <w:tc>
+          <w:tcPr>
+            <w:tcW w:type="dxa" w:w="3456"/>
+            <w:shd w:fill="FAF8F5"/>
+            <w:tcMar>
+              <w:top w:w="100" w:type="dxa"/>
+              <w:bottom w:w="100" w:type="dxa"/>
+              <w:left w:w="160" w:type="dxa"/>
+              <w:right w:w="160" w:type="dxa"/>
+            </w:tcMar>
+          </w:tcPr>
+          <w:p>
+            <w:pPr>
+              <w:jc w:val="left"/>
+            </w:pPr>
+            <w:r>
+              <w:rPr>
+                <w:rFonts w:ascii="Calibri" w:hAnsi="Calibri"/>
+                <w:color w:val="282C29"/>
+                <w:sz w:val="18"/>
+              </w:rPr>
+              <w:t>Gross Accommodation Revenue</w:t>
+            </w:r>
+          </w:p>
+        </w:tc>
+        <w:tc>
+          <w:tcPr>
+            <w:tcW w:type="dxa" w:w="1584"/>
+            <w:shd w:fill="FAF8F5"/>
+            <w:tcMar>
+              <w:top w:w="100" w:type="dxa"/>
+              <w:bottom w:w="100" w:type="dxa"/>
+              <w:left w:w="160" w:type="dxa"/>
+              <w:right w:w="160" w:type="dxa"/>
+            </w:tcMar>
+          </w:tcPr>
+          <w:p>
+            <w:pPr>
+              <w:jc w:val="left"/>
+            </w:pPr>
+            <w:r>
+              <w:rPr>
+                <w:rFonts w:ascii="Calibri" w:hAnsi="Calibri"/>
+                <w:color w:val="282C29"/>
+                <w:sz w:val="18"/>
+              </w:rPr>
+              <w:t>$582,540</w:t>
+            </w:r>
+          </w:p>
+        </w:tc>
+        <w:tc>
+          <w:tcPr>
+            <w:tcW w:type="dxa" w:w="1584"/>
+            <w:shd w:fill="FAF8F5"/>
+            <w:tcMar>
+              <w:top w:w="100" w:type="dxa"/>
+              <w:bottom w:w="100" w:type="dxa"/>
+              <w:left w:w="160" w:type="dxa"/>
+              <w:right w:w="160" w:type="dxa"/>
+            </w:tcMar>
+          </w:tcPr>
+          <w:p>
+            <w:pPr>
+              <w:jc w:val="left"/>
+            </w:pPr>
+            <w:r>
+              <w:rPr>
+                <w:rFonts w:ascii="Calibri" w:hAnsi="Calibri"/>
+                <w:color w:val="282C29"/>
+                <w:sz w:val="18"/>
+              </w:rPr>
+              <w:t>$1,167,416</w:t>
+            </w:r>
+          </w:p>
+        </w:tc>
+        <w:tc>
+          <w:tcPr>
+            <w:tcW w:type="dxa" w:w="1584"/>
+            <w:shd w:fill="FAF8F5"/>
+            <w:tcMar>
+              <w:top w:w="100" w:type="dxa"/>
+              <w:bottom w:w="100" w:type="dxa"/>
+              <w:left w:w="160" w:type="dxa"/>
+              <w:right w:w="160" w:type="dxa"/>
+            </w:tcMar>
+          </w:tcPr>
+          <w:p>
+            <w:pPr>
+              <w:jc w:val="left"/>
+            </w:pPr>
+            <w:r>
+              <w:rPr>
+                <w:rFonts w:ascii="Calibri" w:hAnsi="Calibri"/>
+                <w:color w:val="282C29"/>
+                <w:sz w:val="18"/>
+              </w:rPr>
+              <w:t>$1,697,250</w:t>
+            </w:r>
+          </w:p>
+        </w:tc>
+        <w:tc>
+          <w:tcPr>
+            <w:tcW w:type="dxa" w:w="1584"/>
+            <w:shd w:fill="FAF8F5"/>
+            <w:tcMar>
+              <w:top w:w="100" w:type="dxa"/>
+              <w:bottom w:w="100" w:type="dxa"/>
+              <w:left w:w="160" w:type="dxa"/>
+              <w:right w:w="160" w:type="dxa"/>
+            </w:tcMar>
+          </w:tcPr>
+          <w:p>
+            <w:pPr>
+              <w:jc w:val="left"/>
+            </w:pPr>
+            <w:r>
+              <w:rPr>
+                <w:rFonts w:ascii="Calibri" w:hAnsi="Calibri"/>
+                <w:color w:val="282C29"/>
+                <w:sz w:val="18"/>
+              </w:rPr>
+              <w:t>$2,082,690</w:t>
+            </w:r>
+          </w:p>
+        </w:tc>
+      </w:tr>
+      <w:tr>
+        <w:tc>
+          <w:tcPr>
+            <w:tcW w:type="dxa" w:w="3456"/>
+            <w:shd w:fill="FFFFFF"/>
+            <w:tcMar>
+              <w:top w:w="100" w:type="dxa"/>
+              <w:bottom w:w="100" w:type="dxa"/>
+              <w:left w:w="160" w:type="dxa"/>
+              <w:right w:w="160" w:type="dxa"/>
+            </w:tcMar>
+          </w:tcPr>
+          <w:p>
+            <w:pPr>
+              <w:jc w:val="left"/>
+            </w:pPr>
+            <w:r>
+              <w:rPr>
+                <w:rFonts w:ascii="Calibri" w:hAnsi="Calibri"/>
+                <w:color w:val="282C29"/>
+                <w:sz w:val="18"/>
+              </w:rPr>
+              <w:t>F&amp;B, Wellness &amp; Farm Activities</w:t>
+            </w:r>
+          </w:p>
+        </w:tc>
+        <w:tc>
+          <w:tcPr>
+            <w:tcW w:type="dxa" w:w="1584"/>
+            <w:shd w:fill="FFFFFF"/>
+            <w:tcMar>
+              <w:top w:w="100" w:type="dxa"/>
+              <w:bottom w:w="100" w:type="dxa"/>
+              <w:left w:w="160" w:type="dxa"/>
+              <w:right w:w="160" w:type="dxa"/>
+            </w:tcMar>
+          </w:tcPr>
+          <w:p>
+            <w:pPr>
+              <w:jc w:val="left"/>
+            </w:pPr>
+            <w:r>
+              <w:rPr>
+                <w:rFonts w:ascii="Calibri" w:hAnsi="Calibri"/>
+                <w:color w:val="282C29"/>
+                <w:sz w:val="18"/>
+              </w:rPr>
+              <w:t>$291,270</w:t>
+            </w:r>
+          </w:p>
+        </w:tc>
+        <w:tc>
+          <w:tcPr>
+            <w:tcW w:type="dxa" w:w="1584"/>
+            <w:shd w:fill="FFFFFF"/>
+            <w:tcMar>
+              <w:top w:w="100" w:type="dxa"/>
+              <w:bottom w:w="100" w:type="dxa"/>
+              <w:left w:w="160" w:type="dxa"/>
+              <w:right w:w="160" w:type="dxa"/>
+            </w:tcMar>
+          </w:tcPr>
+          <w:p>
+            <w:pPr>
+              <w:jc w:val="left"/>
+            </w:pPr>
+            <w:r>
+              <w:rPr>
+                <w:rFonts w:ascii="Calibri" w:hAnsi="Calibri"/>
+                <w:color w:val="282C29"/>
+                <w:sz w:val="18"/>
+              </w:rPr>
+              <w:t>$583,708</w:t>
+            </w:r>
+          </w:p>
+        </w:tc>
+        <w:tc>
+          <w:tcPr>
+            <w:tcW w:type="dxa" w:w="1584"/>
+            <w:shd w:fill="FFFFFF"/>
+            <w:tcMar>
+              <w:top w:w="100" w:type="dxa"/>
+              <w:bottom w:w="100" w:type="dxa"/>
+              <w:left w:w="160" w:type="dxa"/>
+              <w:right w:w="160" w:type="dxa"/>
+            </w:tcMar>
+          </w:tcPr>
+          <w:p>
+            <w:pPr>
+              <w:jc w:val="left"/>
+            </w:pPr>
+            <w:r>
+              <w:rPr>
+                <w:rFonts w:ascii="Calibri" w:hAnsi="Calibri"/>
+                <w:color w:val="282C29"/>
+                <w:sz w:val="18"/>
+              </w:rPr>
+              <w:t>$848,625</w:t>
+            </w:r>
+          </w:p>
+        </w:tc>
+        <w:tc>
+          <w:tcPr>
+            <w:tcW w:type="dxa" w:w="1584"/>
+            <w:shd w:fill="FFFFFF"/>
+            <w:tcMar>
+              <w:top w:w="100" w:type="dxa"/>
+              <w:bottom w:w="100" w:type="dxa"/>
+              <w:left w:w="160" w:type="dxa"/>
+              <w:right w:w="160" w:type="dxa"/>
+            </w:tcMar>
+          </w:tcPr>
+          <w:p>
+            <w:pPr>
+              <w:jc w:val="left"/>
+            </w:pPr>
+            <w:r>
+              <w:rPr>
+                <w:rFonts w:ascii="Calibri" w:hAnsi="Calibri"/>
+                <w:color w:val="282C29"/>
+                <w:sz w:val="18"/>
+              </w:rPr>
+              <w:t>$1,041,345</w:t>
+            </w:r>
+          </w:p>
+        </w:tc>
+      </w:tr>
+      <w:tr>
+        <w:tc>
+          <w:tcPr>
+            <w:tcW w:type="dxa" w:w="3456"/>
+            <w:shd w:fill="FAF8F5"/>
+            <w:tcMar>
+              <w:top w:w="100" w:type="dxa"/>
+              <w:bottom w:w="100" w:type="dxa"/>
+              <w:left w:w="160" w:type="dxa"/>
+              <w:right w:w="160" w:type="dxa"/>
+            </w:tcMar>
+          </w:tcPr>
+          <w:p>
+            <w:pPr>
+              <w:jc w:val="left"/>
+            </w:pPr>
+            <w:r>
+              <w:rPr>
+                <w:rFonts w:ascii="Calibri" w:hAnsi="Calibri"/>
+                <w:color w:val="282C29"/>
+                <w:sz w:val="18"/>
+              </w:rPr>
+              <w:t>Total Destination Revenue</w:t>
+            </w:r>
+          </w:p>
+        </w:tc>
+        <w:tc>
+          <w:tcPr>
+            <w:tcW w:type="dxa" w:w="1584"/>
+            <w:shd w:fill="FAF8F5"/>
+            <w:tcMar>
+              <w:top w:w="100" w:type="dxa"/>
+              <w:bottom w:w="100" w:type="dxa"/>
+              <w:left w:w="160" w:type="dxa"/>
+              <w:right w:w="160" w:type="dxa"/>
+            </w:tcMar>
+          </w:tcPr>
+          <w:p>
+            <w:pPr>
+              <w:jc w:val="left"/>
+            </w:pPr>
+            <w:r>
+              <w:rPr>
+                <w:rFonts w:ascii="Calibri" w:hAnsi="Calibri"/>
+                <w:color w:val="282C29"/>
+                <w:sz w:val="18"/>
+              </w:rPr>
+              <w:t>$873,810</w:t>
+            </w:r>
+          </w:p>
+        </w:tc>
+        <w:tc>
+          <w:tcPr>
+            <w:tcW w:type="dxa" w:w="1584"/>
+            <w:shd w:fill="FAF8F5"/>
+            <w:tcMar>
+              <w:top w:w="100" w:type="dxa"/>
+              <w:bottom w:w="100" w:type="dxa"/>
+              <w:left w:w="160" w:type="dxa"/>
+              <w:right w:w="160" w:type="dxa"/>
+            </w:tcMar>
+          </w:tcPr>
+          <w:p>
+            <w:pPr>
+              <w:jc w:val="left"/>
+            </w:pPr>
+            <w:r>
+              <w:rPr>
+                <w:rFonts w:ascii="Calibri" w:hAnsi="Calibri"/>
+                <w:color w:val="282C29"/>
+                <w:sz w:val="18"/>
+              </w:rPr>
+              <w:t>$1,751,124</w:t>
+            </w:r>
+          </w:p>
+        </w:tc>
+        <w:tc>
+          <w:tcPr>
+            <w:tcW w:type="dxa" w:w="1584"/>
+            <w:shd w:fill="FAF8F5"/>
+            <w:tcMar>
+              <w:top w:w="100" w:type="dxa"/>
+              <w:bottom w:w="100" w:type="dxa"/>
+              <w:left w:w="160" w:type="dxa"/>
+              <w:right w:w="160" w:type="dxa"/>
+            </w:tcMar>
+          </w:tcPr>
+          <w:p>
+            <w:pPr>
+              <w:jc w:val="left"/>
+            </w:pPr>
+            <w:r>
+              <w:rPr>
+                <w:rFonts w:ascii="Calibri" w:hAnsi="Calibri"/>
+                <w:color w:val="282C29"/>
+                <w:sz w:val="18"/>
+              </w:rPr>
+              <w:t>$2,545,875</w:t>
+            </w:r>
+          </w:p>
+        </w:tc>
+        <w:tc>
+          <w:tcPr>
+            <w:tcW w:type="dxa" w:w="1584"/>
+            <w:shd w:fill="FAF8F5"/>
+            <w:tcMar>
+              <w:top w:w="100" w:type="dxa"/>
+              <w:bottom w:w="100" w:type="dxa"/>
+              <w:left w:w="160" w:type="dxa"/>
+              <w:right w:w="160" w:type="dxa"/>
+            </w:tcMar>
+          </w:tcPr>
+          <w:p>
+            <w:pPr>
+              <w:jc w:val="left"/>
+            </w:pPr>
+            <w:r>
+              <w:rPr>
+                <w:rFonts w:ascii="Calibri" w:hAnsi="Calibri"/>
+                <w:color w:val="282C29"/>
+                <w:sz w:val="18"/>
+              </w:rPr>
+              <w:t>$3,124,035</w:t>
+            </w:r>
+          </w:p>
+        </w:tc>
+      </w:tr>
+      <w:tr>
+        <w:tc>
+          <w:tcPr>
+            <w:tcW w:type="dxa" w:w="3456"/>
+            <w:shd w:fill="FFFFFF"/>
+            <w:tcMar>
+              <w:top w:w="100" w:type="dxa"/>
+              <w:bottom w:w="100" w:type="dxa"/>
+              <w:left w:w="160" w:type="dxa"/>
+              <w:right w:w="160" w:type="dxa"/>
+            </w:tcMar>
+          </w:tcPr>
+          <w:p>
+            <w:pPr>
+              <w:jc w:val="left"/>
+            </w:pPr>
+            <w:r>
+              <w:rPr>
+                <w:rFonts w:ascii="Calibri" w:hAnsi="Calibri"/>
+                <w:color w:val="282C29"/>
+                <w:sz w:val="18"/>
+              </w:rPr>
+              <w:t>Operating Costs (Opex &amp; Payroll)</w:t>
+            </w:r>
+          </w:p>
+        </w:tc>
+        <w:tc>
+          <w:tcPr>
+            <w:tcW w:type="dxa" w:w="1584"/>
+            <w:shd w:fill="FFFFFF"/>
+            <w:tcMar>
+              <w:top w:w="100" w:type="dxa"/>
+              <w:bottom w:w="100" w:type="dxa"/>
+              <w:left w:w="160" w:type="dxa"/>
+              <w:right w:w="160" w:type="dxa"/>
+            </w:tcMar>
+          </w:tcPr>
+          <w:p>
+            <w:pPr>
+              <w:jc w:val="left"/>
+            </w:pPr>
+            <w:r>
+              <w:rPr>
+                <w:rFonts w:ascii="Calibri" w:hAnsi="Calibri"/>
+                <w:color w:val="282C29"/>
+                <w:sz w:val="18"/>
+              </w:rPr>
+              <w:t>($594,191)</w:t>
+            </w:r>
+          </w:p>
+        </w:tc>
+        <w:tc>
+          <w:tcPr>
+            <w:tcW w:type="dxa" w:w="1584"/>
+            <w:shd w:fill="FFFFFF"/>
+            <w:tcMar>
+              <w:top w:w="100" w:type="dxa"/>
+              <w:bottom w:w="100" w:type="dxa"/>
+              <w:left w:w="160" w:type="dxa"/>
+              <w:right w:w="160" w:type="dxa"/>
+            </w:tcMar>
+          </w:tcPr>
+          <w:p>
+            <w:pPr>
+              <w:jc w:val="left"/>
+            </w:pPr>
+            <w:r>
+              <w:rPr>
+                <w:rFonts w:ascii="Calibri" w:hAnsi="Calibri"/>
+                <w:color w:val="282C29"/>
+                <w:sz w:val="18"/>
+              </w:rPr>
+              <w:t>($1,120,719)</w:t>
+            </w:r>
+          </w:p>
+        </w:tc>
+        <w:tc>
+          <w:tcPr>
+            <w:tcW w:type="dxa" w:w="1584"/>
+            <w:shd w:fill="FFFFFF"/>
+            <w:tcMar>
+              <w:top w:w="100" w:type="dxa"/>
+              <w:bottom w:w="100" w:type="dxa"/>
+              <w:left w:w="160" w:type="dxa"/>
+              <w:right w:w="160" w:type="dxa"/>
+            </w:tcMar>
+          </w:tcPr>
+          <w:p>
+            <w:pPr>
+              <w:jc w:val="left"/>
+            </w:pPr>
+            <w:r>
+              <w:rPr>
+                <w:rFonts w:ascii="Calibri" w:hAnsi="Calibri"/>
+                <w:color w:val="282C29"/>
+                <w:sz w:val="18"/>
+              </w:rPr>
+              <w:t>($1,578,443)</w:t>
+            </w:r>
+          </w:p>
+        </w:tc>
+        <w:tc>
+          <w:tcPr>
+            <w:tcW w:type="dxa" w:w="1584"/>
+            <w:shd w:fill="FFFFFF"/>
+            <w:tcMar>
+              <w:top w:w="100" w:type="dxa"/>
+              <w:bottom w:w="100" w:type="dxa"/>
+              <w:left w:w="160" w:type="dxa"/>
+              <w:right w:w="160" w:type="dxa"/>
+            </w:tcMar>
+          </w:tcPr>
+          <w:p>
+            <w:pPr>
+              <w:jc w:val="left"/>
+            </w:pPr>
+            <w:r>
+              <w:rPr>
+                <w:rFonts w:ascii="Calibri" w:hAnsi="Calibri"/>
+                <w:color w:val="282C29"/>
+                <w:sz w:val="18"/>
+              </w:rPr>
+              <w:t>($1,905,661)</w:t>
+            </w:r>
+          </w:p>
+        </w:tc>
+      </w:tr>
+      <w:tr>
+        <w:tc>
+          <w:tcPr>
+            <w:tcW w:type="dxa" w:w="3456"/>
+            <w:shd w:fill="FAF8F5"/>
+            <w:tcMar>
+              <w:top w:w="100" w:type="dxa"/>
+              <w:bottom w:w="100" w:type="dxa"/>
+              <w:left w:w="160" w:type="dxa"/>
+              <w:right w:w="160" w:type="dxa"/>
+            </w:tcMar>
+          </w:tcPr>
+          <w:p>
+            <w:pPr>
+              <w:jc w:val="left"/>
+            </w:pPr>
+            <w:r>
+              <w:rPr>
+                <w:rFonts w:ascii="Calibri" w:hAnsi="Calibri"/>
+                <w:color w:val="282C29"/>
+                <w:sz w:val="18"/>
+              </w:rPr>
+              <w:t>Gross Operating Profit (GOP)</w:t>
+            </w:r>
+          </w:p>
+        </w:tc>
+        <w:tc>
+          <w:tcPr>
+            <w:tcW w:type="dxa" w:w="1584"/>
+            <w:shd w:fill="FAF8F5"/>
+            <w:tcMar>
+              <w:top w:w="100" w:type="dxa"/>
+              <w:bottom w:w="100" w:type="dxa"/>
+              <w:left w:w="160" w:type="dxa"/>
+              <w:right w:w="160" w:type="dxa"/>
+            </w:tcMar>
+          </w:tcPr>
+          <w:p>
+            <w:pPr>
+              <w:jc w:val="left"/>
+            </w:pPr>
+            <w:r>
+              <w:rPr>
+                <w:rFonts w:ascii="Calibri" w:hAnsi="Calibri"/>
+                <w:color w:val="282C29"/>
+                <w:sz w:val="18"/>
+              </w:rPr>
+              <w:t>$279,619</w:t>
+            </w:r>
+          </w:p>
+        </w:tc>
+        <w:tc>
+          <w:tcPr>
+            <w:tcW w:type="dxa" w:w="1584"/>
+            <w:shd w:fill="FAF8F5"/>
+            <w:tcMar>
+              <w:top w:w="100" w:type="dxa"/>
+              <w:bottom w:w="100" w:type="dxa"/>
+              <w:left w:w="160" w:type="dxa"/>
+              <w:right w:w="160" w:type="dxa"/>
+            </w:tcMar>
+          </w:tcPr>
+          <w:p>
+            <w:pPr>
+              <w:jc w:val="left"/>
+            </w:pPr>
+            <w:r>
+              <w:rPr>
+                <w:rFonts w:ascii="Calibri" w:hAnsi="Calibri"/>
+                <w:color w:val="282C29"/>
+                <w:sz w:val="18"/>
+              </w:rPr>
+              <w:t>$630,405</w:t>
+            </w:r>
+          </w:p>
+        </w:tc>
+        <w:tc>
+          <w:tcPr>
+            <w:tcW w:type="dxa" w:w="1584"/>
+            <w:shd w:fill="FAF8F5"/>
+            <w:tcMar>
+              <w:top w:w="100" w:type="dxa"/>
+              <w:bottom w:w="100" w:type="dxa"/>
+              <w:left w:w="160" w:type="dxa"/>
+              <w:right w:w="160" w:type="dxa"/>
+            </w:tcMar>
+          </w:tcPr>
+          <w:p>
+            <w:pPr>
+              <w:jc w:val="left"/>
+            </w:pPr>
+            <w:r>
+              <w:rPr>
+                <w:rFonts w:ascii="Calibri" w:hAnsi="Calibri"/>
+                <w:color w:val="282C29"/>
+                <w:sz w:val="18"/>
+              </w:rPr>
+              <w:t>$967,432</w:t>
+            </w:r>
+          </w:p>
+        </w:tc>
+        <w:tc>
+          <w:tcPr>
+            <w:tcW w:type="dxa" w:w="1584"/>
+            <w:shd w:fill="FAF8F5"/>
+            <w:tcMar>
+              <w:top w:w="100" w:type="dxa"/>
+              <w:bottom w:w="100" w:type="dxa"/>
+              <w:left w:w="160" w:type="dxa"/>
+              <w:right w:w="160" w:type="dxa"/>
+            </w:tcMar>
+          </w:tcPr>
+          <w:p>
+            <w:pPr>
+              <w:jc w:val="left"/>
+            </w:pPr>
+            <w:r>
+              <w:rPr>
+                <w:rFonts w:ascii="Calibri" w:hAnsi="Calibri"/>
+                <w:color w:val="282C29"/>
+                <w:sz w:val="18"/>
+              </w:rPr>
+              <w:t>$1,218,374</w:t>
+            </w:r>
+          </w:p>
+        </w:tc>
+      </w:tr>
+      <w:tr>
+        <w:tc>
+          <w:tcPr>
+            <w:tcW w:type="dxa" w:w="3456"/>
+            <w:shd w:fill="FFFFFF"/>
+            <w:tcMar>
+              <w:top w:w="100" w:type="dxa"/>
+              <w:bottom w:w="100" w:type="dxa"/>
+              <w:left w:w="160" w:type="dxa"/>
+              <w:right w:w="160" w:type="dxa"/>
+            </w:tcMar>
+          </w:tcPr>
+          <w:p>
+            <w:pPr>
+              <w:jc w:val="left"/>
+            </w:pPr>
+            <w:r>
+              <w:rPr>
+                <w:rFonts w:ascii="Calibri" w:hAnsi="Calibri"/>
+                <w:color w:val="282C29"/>
+                <w:sz w:val="18"/>
+              </w:rPr>
+              <w:t>EBITDA</w:t>
+            </w:r>
+          </w:p>
+        </w:tc>
+        <w:tc>
+          <w:tcPr>
+            <w:tcW w:type="dxa" w:w="1584"/>
+            <w:shd w:fill="FFFFFF"/>
+            <w:tcMar>
+              <w:top w:w="100" w:type="dxa"/>
+              <w:bottom w:w="100" w:type="dxa"/>
+              <w:left w:w="160" w:type="dxa"/>
+              <w:right w:w="160" w:type="dxa"/>
+            </w:tcMar>
+          </w:tcPr>
+          <w:p>
+            <w:pPr>
+              <w:jc w:val="left"/>
+            </w:pPr>
+            <w:r>
+              <w:rPr>
+                <w:rFonts w:ascii="Calibri" w:hAnsi="Calibri"/>
+                <w:color w:val="282C29"/>
+                <w:sz w:val="18"/>
+              </w:rPr>
+              <w:t>$244,667</w:t>
+            </w:r>
+          </w:p>
+        </w:tc>
+        <w:tc>
+          <w:tcPr>
+            <w:tcW w:type="dxa" w:w="1584"/>
+            <w:shd w:fill="FFFFFF"/>
+            <w:tcMar>
+              <w:top w:w="100" w:type="dxa"/>
+              <w:bottom w:w="100" w:type="dxa"/>
+              <w:left w:w="160" w:type="dxa"/>
+              <w:right w:w="160" w:type="dxa"/>
+            </w:tcMar>
+          </w:tcPr>
+          <w:p>
+            <w:pPr>
+              <w:jc w:val="left"/>
+            </w:pPr>
+            <w:r>
+              <w:rPr>
+                <w:rFonts w:ascii="Calibri" w:hAnsi="Calibri"/>
+                <w:color w:val="282C29"/>
+                <w:sz w:val="18"/>
+              </w:rPr>
+              <w:t>$577,871</w:t>
+            </w:r>
+          </w:p>
+        </w:tc>
+        <w:tc>
+          <w:tcPr>
+            <w:tcW w:type="dxa" w:w="1584"/>
+            <w:shd w:fill="FFFFFF"/>
+            <w:tcMar>
+              <w:top w:w="100" w:type="dxa"/>
+              <w:bottom w:w="100" w:type="dxa"/>
+              <w:left w:w="160" w:type="dxa"/>
+              <w:right w:w="160" w:type="dxa"/>
+            </w:tcMar>
+          </w:tcPr>
+          <w:p>
+            <w:pPr>
+              <w:jc w:val="left"/>
+            </w:pPr>
+            <w:r>
+              <w:rPr>
+                <w:rFonts w:ascii="Calibri" w:hAnsi="Calibri"/>
+                <w:color w:val="282C29"/>
+                <w:sz w:val="18"/>
+              </w:rPr>
+              <w:t>$891,056</w:t>
+            </w:r>
+          </w:p>
+        </w:tc>
+        <w:tc>
+          <w:tcPr>
+            <w:tcW w:type="dxa" w:w="1584"/>
+            <w:shd w:fill="FFFFFF"/>
+            <w:tcMar>
+              <w:top w:w="100" w:type="dxa"/>
+              <w:bottom w:w="100" w:type="dxa"/>
+              <w:left w:w="160" w:type="dxa"/>
+              <w:right w:w="160" w:type="dxa"/>
+            </w:tcMar>
+          </w:tcPr>
+          <w:p>
+            <w:pPr>
+              <w:jc w:val="left"/>
+            </w:pPr>
+            <w:r>
+              <w:rPr>
+                <w:rFonts w:ascii="Calibri" w:hAnsi="Calibri"/>
+                <w:color w:val="282C29"/>
+                <w:sz w:val="18"/>
+              </w:rPr>
+              <w:t>$1,124,653</w:t>
+            </w:r>
+          </w:p>
+        </w:tc>
+      </w:tr>
+      <w:tr>
+        <w:tc>
+          <w:tcPr>
+            <w:tcW w:type="dxa" w:w="3456"/>
+            <w:shd w:fill="FAF8F5"/>
+            <w:tcMar>
+              <w:top w:w="100" w:type="dxa"/>
+              <w:bottom w:w="100" w:type="dxa"/>
+              <w:left w:w="160" w:type="dxa"/>
+              <w:right w:w="160" w:type="dxa"/>
+            </w:tcMar>
+          </w:tcPr>
+          <w:p>
+            <w:pPr>
+              <w:jc w:val="left"/>
+            </w:pPr>
+            <w:r>
+              <w:rPr>
+                <w:rFonts w:ascii="Calibri" w:hAnsi="Calibri"/>
+                <w:color w:val="282C29"/>
+                <w:sz w:val="18"/>
+              </w:rPr>
+              <w:t>EBITDA Margin (%)</w:t>
+            </w:r>
+          </w:p>
+        </w:tc>
+        <w:tc>
+          <w:tcPr>
+            <w:tcW w:type="dxa" w:w="1584"/>
+            <w:shd w:fill="FAF8F5"/>
+            <w:tcMar>
+              <w:top w:w="100" w:type="dxa"/>
+              <w:bottom w:w="100" w:type="dxa"/>
+              <w:left w:w="160" w:type="dxa"/>
+              <w:right w:w="160" w:type="dxa"/>
+            </w:tcMar>
+          </w:tcPr>
+          <w:p>
+            <w:pPr>
+              <w:jc w:val="left"/>
+            </w:pPr>
+            <w:r>
+              <w:rPr>
+                <w:rFonts w:ascii="Calibri" w:hAnsi="Calibri"/>
+                <w:color w:val="282C29"/>
+                <w:sz w:val="18"/>
+              </w:rPr>
+              <w:t>28.0%</w:t>
+            </w:r>
+          </w:p>
+        </w:tc>
+        <w:tc>
+          <w:tcPr>
+            <w:tcW w:type="dxa" w:w="1584"/>
+            <w:shd w:fill="FAF8F5"/>
+            <w:tcMar>
+              <w:top w:w="100" w:type="dxa"/>
+              <w:bottom w:w="100" w:type="dxa"/>
+              <w:left w:w="160" w:type="dxa"/>
+              <w:right w:w="160" w:type="dxa"/>
+            </w:tcMar>
+          </w:tcPr>
+          <w:p>
+            <w:pPr>
+              <w:jc w:val="left"/>
+            </w:pPr>
+            <w:r>
+              <w:rPr>
+                <w:rFonts w:ascii="Calibri" w:hAnsi="Calibri"/>
+                <w:color w:val="282C29"/>
+                <w:sz w:val="18"/>
+              </w:rPr>
+              <w:t>33.0%</w:t>
+            </w:r>
+          </w:p>
+        </w:tc>
+        <w:tc>
+          <w:tcPr>
+            <w:tcW w:type="dxa" w:w="1584"/>
+            <w:shd w:fill="FAF8F5"/>
+            <w:tcMar>
+              <w:top w:w="100" w:type="dxa"/>
+              <w:bottom w:w="100" w:type="dxa"/>
+              <w:left w:w="160" w:type="dxa"/>
+              <w:right w:w="160" w:type="dxa"/>
+            </w:tcMar>
+          </w:tcPr>
+          <w:p>
+            <w:pPr>
+              <w:jc w:val="left"/>
+            </w:pPr>
+            <w:r>
+              <w:rPr>
+                <w:rFonts w:ascii="Calibri" w:hAnsi="Calibri"/>
+                <w:color w:val="282C29"/>
+                <w:sz w:val="18"/>
+              </w:rPr>
+              <w:t>35.0%</w:t>
+            </w:r>
+          </w:p>
+        </w:tc>
+        <w:tc>
+          <w:tcPr>
+            <w:tcW w:type="dxa" w:w="1584"/>
+            <w:shd w:fill="FAF8F5"/>
+            <w:tcMar>
+              <w:top w:w="100" w:type="dxa"/>
+              <w:bottom w:w="100" w:type="dxa"/>
+              <w:left w:w="160" w:type="dxa"/>
+              <w:right w:w="160" w:type="dxa"/>
+            </w:tcMar>
+          </w:tcPr>
+          <w:p>
+            <w:pPr>
+              <w:jc w:val="left"/>
+            </w:pPr>
+            <w:r>
+              <w:rPr>
+                <w:rFonts w:ascii="Calibri" w:hAnsi="Calibri"/>
+                <w:color w:val="282C29"/>
+                <w:sz w:val="18"/>
+              </w:rPr>
+              <w:t>36.0%</w:t>
+            </w:r>
+          </w:p>
+        </w:tc>
+      </w:tr>
+      <w:tr>
+        <w:tc>
+          <w:tcPr>
+            <w:tcW w:type="dxa" w:w="3456"/>
+            <w:shd w:fill="FFFFFF"/>
+            <w:tcMar>
+              <w:top w:w="100" w:type="dxa"/>
+              <w:bottom w:w="100" w:type="dxa"/>
+              <w:left w:w="160" w:type="dxa"/>
+              <w:right w:w="160" w:type="dxa"/>
+            </w:tcMar>
+          </w:tcPr>
+          <w:p>
+            <w:pPr>
+              <w:jc w:val="left"/>
+            </w:pPr>
+            <w:r>
+              <w:rPr>
+                <w:rFonts w:ascii="Calibri" w:hAnsi="Calibri"/>
+                <w:color w:val="282C29"/>
+                <w:sz w:val="18"/>
+              </w:rPr>
+              <w:t>Illustrative Unlevered Project IRR</w:t>
+            </w:r>
+          </w:p>
+        </w:tc>
+        <w:tc>
+          <w:tcPr>
+            <w:tcW w:type="dxa" w:w="1584"/>
+            <w:shd w:fill="FFFFFF"/>
+            <w:tcMar>
+              <w:top w:w="100" w:type="dxa"/>
+              <w:bottom w:w="100" w:type="dxa"/>
+              <w:left w:w="160" w:type="dxa"/>
+              <w:right w:w="160" w:type="dxa"/>
+            </w:tcMar>
+          </w:tcPr>
+          <w:p>
+            <w:pPr>
+              <w:jc w:val="left"/>
+            </w:pPr>
+            <w:r>
+              <w:rPr>
+                <w:rFonts w:ascii="Calibri" w:hAnsi="Calibri"/>
+                <w:color w:val="282C29"/>
+                <w:sz w:val="18"/>
+              </w:rPr>
+              <w:t>—</w:t>
+            </w:r>
+          </w:p>
+        </w:tc>
+        <w:tc>
+          <w:tcPr>
+            <w:tcW w:type="dxa" w:w="1584"/>
+            <w:shd w:fill="FFFFFF"/>
+            <w:tcMar>
+              <w:top w:w="100" w:type="dxa"/>
+              <w:bottom w:w="100" w:type="dxa"/>
+              <w:left w:w="160" w:type="dxa"/>
+              <w:right w:w="160" w:type="dxa"/>
+            </w:tcMar>
+          </w:tcPr>
+          <w:p>
+            <w:pPr>
+              <w:jc w:val="left"/>
+            </w:pPr>
+            <w:r>
+              <w:rPr>
+                <w:rFonts w:ascii="Calibri" w:hAnsi="Calibri"/>
+                <w:color w:val="282C29"/>
+                <w:sz w:val="18"/>
+              </w:rPr>
+              <w:t>—</w:t>
+            </w:r>
+          </w:p>
+        </w:tc>
+        <w:tc>
+          <w:tcPr>
+            <w:tcW w:type="dxa" w:w="1584"/>
+            <w:shd w:fill="FFFFFF"/>
+            <w:tcMar>
+              <w:top w:w="100" w:type="dxa"/>
+              <w:bottom w:w="100" w:type="dxa"/>
+              <w:left w:w="160" w:type="dxa"/>
+              <w:right w:w="160" w:type="dxa"/>
+            </w:tcMar>
+          </w:tcPr>
+          <w:p>
+            <w:pPr>
+              <w:jc w:val="left"/>
+            </w:pPr>
+            <w:r>
+              <w:rPr>
+                <w:rFonts w:ascii="Calibri" w:hAnsi="Calibri"/>
+                <w:color w:val="282C29"/>
+                <w:sz w:val="18"/>
+              </w:rPr>
+              <w:t>—</w:t>
+            </w:r>
+          </w:p>
+        </w:tc>
+        <w:tc>
+          <w:tcPr>
+            <w:tcW w:type="dxa" w:w="1584"/>
+            <w:shd w:fill="FFFFFF"/>
+            <w:tcMar>
+              <w:top w:w="100" w:type="dxa"/>
+              <w:bottom w:w="100" w:type="dxa"/>
+              <w:left w:w="160" w:type="dxa"/>
+              <w:right w:w="160" w:type="dxa"/>
+            </w:tcMar>
+          </w:tcPr>
+          <w:p>
+            <w:pPr>
+              <w:jc w:val="left"/>
+            </w:pPr>
+            <w:r>
+              <w:rPr>
+                <w:rFonts w:ascii="Calibri" w:hAnsi="Calibri"/>
+                <w:color w:val="282C29"/>
+                <w:sz w:val="18"/>
+              </w:rPr>
+              <w:t>14.8%</w:t>
+            </w:r>
+          </w:p>
+        </w:tc>
+      </w:tr>
+      <w:tr>
+        <w:tc>
+          <w:tcPr>
+            <w:tcW w:type="dxa" w:w="3456"/>
+            <w:shd w:fill="FAF8F5"/>
+            <w:tcMar>
+              <w:top w:w="100" w:type="dxa"/>
+              <w:bottom w:w="100" w:type="dxa"/>
+              <w:left w:w="160" w:type="dxa"/>
+              <w:right w:w="160" w:type="dxa"/>
+            </w:tcMar>
+          </w:tcPr>
+          <w:p>
+            <w:pPr>
+              <w:jc w:val="left"/>
+            </w:pPr>
+            <w:r>
+              <w:rPr>
+                <w:rFonts w:ascii="Calibri" w:hAnsi="Calibri"/>
+                <w:color w:val="282C29"/>
+                <w:sz w:val="18"/>
+              </w:rPr>
+              <w:t>Target Equity MOIC (10-Year)</w:t>
+            </w:r>
+          </w:p>
+        </w:tc>
+        <w:tc>
+          <w:tcPr>
+            <w:tcW w:type="dxa" w:w="1584"/>
+            <w:shd w:fill="FAF8F5"/>
+            <w:tcMar>
+              <w:top w:w="100" w:type="dxa"/>
+              <w:bottom w:w="100" w:type="dxa"/>
+              <w:left w:w="160" w:type="dxa"/>
+              <w:right w:w="160" w:type="dxa"/>
+            </w:tcMar>
+          </w:tcPr>
+          <w:p>
+            <w:pPr>
+              <w:jc w:val="left"/>
+            </w:pPr>
+            <w:r>
+              <w:rPr>
+                <w:rFonts w:ascii="Calibri" w:hAnsi="Calibri"/>
+                <w:color w:val="282C29"/>
+                <w:sz w:val="18"/>
+              </w:rPr>
+              <w:t>—</w:t>
+            </w:r>
+          </w:p>
+        </w:tc>
+        <w:tc>
+          <w:tcPr>
+            <w:tcW w:type="dxa" w:w="1584"/>
+            <w:shd w:fill="FAF8F5"/>
+            <w:tcMar>
+              <w:top w:w="100" w:type="dxa"/>
+              <w:bottom w:w="100" w:type="dxa"/>
+              <w:left w:w="160" w:type="dxa"/>
+              <w:right w:w="160" w:type="dxa"/>
+            </w:tcMar>
+          </w:tcPr>
+          <w:p>
+            <w:pPr>
+              <w:jc w:val="left"/>
+            </w:pPr>
+            <w:r>
+              <w:rPr>
+                <w:rFonts w:ascii="Calibri" w:hAnsi="Calibri"/>
+                <w:color w:val="282C29"/>
+                <w:sz w:val="18"/>
+              </w:rPr>
+              <w:t>—</w:t>
+            </w:r>
+          </w:p>
+        </w:tc>
+        <w:tc>
+          <w:tcPr>
+            <w:tcW w:type="dxa" w:w="1584"/>
+            <w:shd w:fill="FAF8F5"/>
+            <w:tcMar>
+              <w:top w:w="100" w:type="dxa"/>
+              <w:bottom w:w="100" w:type="dxa"/>
+              <w:left w:w="160" w:type="dxa"/>
+              <w:right w:w="160" w:type="dxa"/>
+            </w:tcMar>
+          </w:tcPr>
+          <w:p>
+            <w:pPr>
+              <w:jc w:val="left"/>
+            </w:pPr>
+            <w:r>
+              <w:rPr>
+                <w:rFonts w:ascii="Calibri" w:hAnsi="Calibri"/>
+                <w:color w:val="282C29"/>
+                <w:sz w:val="18"/>
+              </w:rPr>
+              <w:t>—</w:t>
+            </w:r>
+          </w:p>
+        </w:tc>
+        <w:tc>
+          <w:tcPr>
+            <w:tcW w:type="dxa" w:w="1584"/>
+            <w:shd w:fill="FAF8F5"/>
+            <w:tcMar>
+              <w:top w:w="100" w:type="dxa"/>
+              <w:bottom w:w="100" w:type="dxa"/>
+              <w:left w:w="160" w:type="dxa"/>
+              <w:right w:w="160" w:type="dxa"/>
+            </w:tcMar>
+          </w:tcPr>
+          <w:p>
+            <w:pPr>
+              <w:jc w:val="left"/>
+            </w:pPr>
+            <w:r>
+              <w:rPr>
+                <w:rFonts w:ascii="Calibri" w:hAnsi="Calibri"/>
+                <w:color w:val="282C29"/>
+                <w:sz w:val="18"/>
+              </w:rPr>
+              <w:t>2.85x</w:t>
+            </w:r>
+          </w:p>
+        </w:tc>
+      </w:tr>
+    </w:tbl>
+    <w:p>
+      <w:pPr>
+        <w:spacing w:before="80" w:after="160"/>
+      </w:pPr>
+    </w:p>
+    <w:p>
+      <w:pPr>
+        <w:keepNext/>
+        <w:spacing w:before="320" w:after="120"/>
+      </w:pPr>
+      <w:r>
+        <w:rPr>
+          <w:rFonts w:ascii="Georgia" w:hAnsi="Georgia"/>
+          <w:b/>
+          <w:color w:val="19382D"/>
+          <w:sz w:val="28"/>
+        </w:rPr>
+        <w:t>4. Development Phasing &amp; Strategic Execution</w:t>
+      </w:r>
+    </w:p>
+    <w:p>
+      <w:pPr>
+        <w:spacing w:before="40" w:after="120" w:line="276" w:lineRule="auto"/>
+      </w:pPr>
+      <w:r>
+        <w:rPr>
+          <w:rFonts w:ascii="Calibri" w:hAnsi="Calibri"/>
+          <w:b/>
+          <w:color w:val="19382D"/>
+          <w:sz w:val="20"/>
+        </w:rPr>
+        <w:t xml:space="preserve">Implementation Roadmap: </w:t>
+      </w:r>
+      <w:r>
+        <w:rPr>
+          <w:rFonts w:ascii="Calibri" w:hAnsi="Calibri"/>
+          <w:color w:val="282C29"/>
+          <w:sz w:val="20"/>
+        </w:rPr>
+        <w:t>To optimize capital deployment, two clear implementation options are evaluated:</w:t>
       </w:r>
     </w:p>
     <w:p>
       <w:pPr>
         <w:pStyle w:val="ListBullet"/>
+        <w:spacing w:before="20" w:after="60" w:line="276" w:lineRule="auto"/>
       </w:pPr>
       <w:r>
-        <w:t>Hospitality-led economics: accommodation, food and beverage, experiences and related guest spend are the intended core revenue drivers.</w:t>
+        <w:rPr>
+          <w:rFonts w:ascii="Calibri" w:hAnsi="Calibri"/>
+          <w:b/>
+          <w:color w:val="19382D"/>
+          <w:sz w:val="20"/>
+        </w:rPr>
+        <w:t xml:space="preserve">Option A (Phased Delivery): </w:t>
+      </w:r>
+      <w:r>
+        <w:rPr>
+          <w:rFonts w:ascii="Calibri" w:hAnsi="Calibri"/>
+          <w:color w:val="282C29"/>
+          <w:sz w:val="20"/>
+        </w:rPr>
+        <w:t>Complete land title acquisition, install off-grid solar-water infrastructure, establish agroforestry gardens, and open 8–10 boutique suites. Minimizes upfront risk; allows market rate validation.</w:t>
       </w:r>
     </w:p>
     <w:p>
       <w:pPr>
         <w:pStyle w:val="ListBullet"/>
+        <w:spacing w:before="20" w:after="60" w:line="276" w:lineRule="auto"/>
       </w:pPr>
       <w:r>
-        <w:t>Farm-integrated guest experience: productive gardens, food sourcing, guided activities and landscape design support the destination identity.</w:t>
+        <w:rPr>
+          <w:rFonts w:ascii="Calibri" w:hAnsi="Calibri"/>
+          <w:b/>
+          <w:color w:val="19382D"/>
+          <w:sz w:val="20"/>
+        </w:rPr>
+        <w:t xml:space="preserve">Option B (Unified Build - Recommended): </w:t>
+      </w:r>
+      <w:r>
+        <w:rPr>
+          <w:rFonts w:ascii="Calibri" w:hAnsi="Calibri"/>
+          <w:color w:val="282C29"/>
+          <w:sz w:val="20"/>
+        </w:rPr>
+        <w:t>Deploy the full US$2.4 million in a single 14-month construction programme delivering all 12–15 suites, dining lodge, wellness deck, and farm infrastructure simultaneously. Maximizes brand impact and avoids guest disturbance.</w:t>
+      </w:r>
+    </w:p>
+    <w:p>
+      <w:pPr>
+        <w:keepNext/>
+        <w:spacing w:before="320" w:after="120"/>
+      </w:pPr>
+      <w:r>
+        <w:rPr>
+          <w:rFonts w:ascii="Georgia" w:hAnsi="Georgia"/>
+          <w:b/>
+          <w:color w:val="19382D"/>
+          <w:sz w:val="28"/>
+        </w:rPr>
+        <w:t>5. Due Diligence &amp; Investor Next Steps</w:t>
+      </w:r>
+    </w:p>
+    <w:p>
+      <w:pPr>
+        <w:spacing w:before="40" w:after="120" w:line="276" w:lineRule="auto"/>
+      </w:pPr>
+      <w:r>
+        <w:rPr>
+          <w:rFonts w:ascii="Calibri" w:hAnsi="Calibri"/>
+          <w:color w:val="282C29"/>
+          <w:sz w:val="20"/>
+        </w:rPr>
+        <w:t>Qualified investors are invited to access the secure online data room to review:</w:t>
       </w:r>
     </w:p>
     <w:p>
       <w:pPr>
         <w:pStyle w:val="ListBullet"/>
+        <w:spacing w:before="20" w:after="60" w:line="276" w:lineRule="auto"/>
       </w:pPr>
       <w:r>
-        <w:t>Boutique scale: 12–15 units is the current developer-surveyed range, subject to final planning, design and feasibility.</w:t>
+        <w:rPr>
+          <w:rFonts w:ascii="Calibri" w:hAnsi="Calibri"/>
+          <w:color w:val="282C29"/>
+          <w:sz w:val="20"/>
+        </w:rPr>
+        <w:t>Title deed documentation and official registry searches for the owned 8.0 hectares.</w:t>
       </w:r>
     </w:p>
     <w:p>
       <w:pPr>
         <w:pStyle w:val="ListBullet"/>
+        <w:spacing w:before="20" w:after="60" w:line="276" w:lineRule="auto"/>
       </w:pPr>
       <w:r>
-        <w:t>Land strategy: the existing 8 hectares provide the starting point; acquisition of up to approximately 7 additional hectares is included within the total US$2.4m capital target.</w:t>
-      </w:r>
-    </w:p>
-    <w:p>
-      <w:pPr>
-        <w:pStyle w:val="Heading1"/>
-      </w:pPr>
-      <w:r>
-        <w:t>Capital requirement and use of funds</w:t>
-      </w:r>
-    </w:p>
-    <w:p>
-      <w:r>
-        <w:t>The stated total capital requirement is US$2.4 million inclusive of the potential additional land acquisition. A detailed allocation is not yet represented as final. The next step is to obtain written land terms, a quantity-surveyor cost plan, infrastructure scope, professional fees, pre-opening budget and a contingency-supported sources-and-uses schedule.</w:t>
-      </w:r>
-    </w:p>
-    <w:p>
-      <w:pPr>
-        <w:pStyle w:val="Heading1"/>
-      </w:pPr>
-      <w:r>
-        <w:t>Investment approach</w:t>
-      </w:r>
-    </w:p>
-    <w:p>
-      <w:r>
-        <w:t>The preferred fundraising path is to identify a credible lead investor or strategic partner, then build a small aligned syndicate around a single diligence process. Both a phased build and a full build should be tested against the same demand, capex, staffing, infrastructure and cash-flow assumptions before recommending one.</w:t>
-      </w:r>
-    </w:p>
-    <w:p>
-      <w:pPr>
-        <w:pStyle w:val="Heading1"/>
-      </w:pPr>
-      <w:r>
-        <w:t>What investors should expect next</w:t>
+        <w:rPr>
+          <w:rFonts w:ascii="Calibri" w:hAnsi="Calibri"/>
+          <w:color w:val="282C29"/>
+          <w:sz w:val="20"/>
+        </w:rPr>
+        <w:t>Draft Sale &amp; Purchase Agreement (SPA) framework for the proposed ~7.0 hectare parcel.</w:t>
       </w:r>
     </w:p>
     <w:p>
       <w:pPr>
         <w:pStyle w:val="ListBullet"/>
+        <w:spacing w:before="20" w:after="60" w:line="276" w:lineRule="auto"/>
       </w:pPr>
       <w:r>
-        <w:t>Land title and acquisition diligence; access, utilities, water and planning confirmation.</w:t>
+        <w:rPr>
+          <w:rFonts w:ascii="Calibri" w:hAnsi="Calibri"/>
+          <w:color w:val="282C29"/>
+          <w:sz w:val="20"/>
+        </w:rPr>
+        <w:t>Interactive 10-Year Illustrative Financial Model (XLSX) with customizable yield assumptions.</w:t>
       </w:r>
     </w:p>
     <w:p>
       <w:pPr>
         <w:pStyle w:val="ListBullet"/>
+        <w:spacing w:before="20" w:after="60" w:line="276" w:lineRule="auto"/>
       </w:pPr>
       <w:r>
-        <w:t>Market and competitor assessment, target guest definition and channel strategy.</w:t>
+        <w:rPr>
+          <w:rFonts w:ascii="Calibri" w:hAnsi="Calibri"/>
+          <w:color w:val="282C29"/>
+          <w:sz w:val="20"/>
+        </w:rPr>
+        <w:t>Preliminary Quantity Surveyor (QS) cost benchmarking and construction bills of quantities.</w:t>
       </w:r>
     </w:p>
     <w:p>
       <w:pPr>
         <w:pStyle w:val="ListBullet"/>
+        <w:spacing w:before="20" w:after="60" w:line="276" w:lineRule="auto"/>
       </w:pPr>
       <w:r>
-        <w:t>Design brief, site survey, concept plan, approvals pathway and QS cost plan.</w:t>
-      </w:r>
-    </w:p>
-    <w:p>
-      <w:pPr>
-        <w:pStyle w:val="ListBullet"/>
-      </w:pPr>
-      <w:r>
-        <w:t>Integrated 10-year model with transparent assumptions, downside cases and funding needs.</w:t>
-      </w:r>
-    </w:p>
-    <w:p>
-      <w:pPr>
-        <w:pStyle w:val="ListBullet"/>
-      </w:pPr>
-      <w:r>
-        <w:t>Proposed legal structure, governance, operator strategy and indicative investment terms.</w:t>
-      </w:r>
-    </w:p>
-    <w:p>
-      <w:pPr>
-        <w:pStyle w:val="Heading1"/>
-      </w:pPr>
-      <w:r>
-        <w:t>Important qualification</w:t>
-      </w:r>
-    </w:p>
-    <w:p>
-      <w:r>
-        <w:t>This is an introductory working brief, not an offer to sell securities or a representation of forecast performance. No investor discussions or commitments have been reported. All financial projections, returns and site-specific claims require independent validation.</w:t>
+        <w:rPr>
+          <w:rFonts w:ascii="Calibri" w:hAnsi="Calibri"/>
+          <w:color w:val="282C29"/>
+          <w:sz w:val="20"/>
+        </w:rPr>
+        <w:t>NEMA Environmental Impact Assessment pathway and County physical planning guidelines.</w:t>
       </w:r>
     </w:p>
     <w:sectPr>
+      <w:headerReference w:type="default" r:id="rId9"/>
       <w:footerReference w:type="default" r:id="rId10"/>
       <w:pgSz w:w="12240" w:h="15840"/>
-      <w:pgMar w:top="936" w:right="1080" w:bottom="936" w:left="1080" w:header="720" w:footer="720" w:gutter="0"/>
+      <w:pgMar w:top="1152" w:right="1224" w:bottom="1152" w:left="1224" w:header="720" w:footer="720" w:gutter="0"/>
       <w:cols w:space="720"/>
       <w:docGrid w:linePitch="360"/>
     </w:sectPr>
@@ -290,13 +4765,33 @@
     </w:pPr>
     <w:r>
       <w:rPr>
-        <w:color w:val="65736D"/>
+        <w:rFonts w:ascii="Calibri" w:hAnsi="Calibri"/>
+        <w:color w:val="969696"/>
         <w:sz w:val="16"/>
       </w:rPr>
-      <w:t>CONFIDENTIAL WORKING DRAFT • Subject to verification, feasibility and professional due diligence</w:t>
+      <w:t>CONFIDENTIAL — FOR QUALIFIED INVESTOR REVIEW ONLY — SEGERA, LAIKIPIA, KENYA</w:t>
     </w:r>
   </w:p>
 </w:ftr>
+</file>
+
+<file path=word/header1.xml><?xml version="1.0" encoding="utf-8"?>
+<w:hdr xmlns:m="http://schemas.openxmlformats.org/officeDocument/2006/math" xmlns:mc="http://schemas.openxmlformats.org/markup-compatibility/2006" xmlns:mo="http://schemas.microsoft.com/office/mac/office/2008/main" xmlns:mv="urn:schemas-microsoft-com:mac:vml" xmlns:o="urn:schemas-microsoft-com:office:office" xmlns:r="http://schemas.openxmlformats.org/officeDocument/2006/relationships" xmlns:v="urn:schemas-microsoft-com:vml" xmlns:w10="urn:schemas-microsoft-com:office:word" xmlns:w14="http://schemas.microsoft.com/office/word/2010/wordml" xmlns:w="http://schemas.openxmlformats.org/wordprocessingml/2006/main" xmlns:wne="http://schemas.microsoft.com/office/word/2006/wordml" xmlns:wp14="http://schemas.microsoft.com/office/word/2010/wordprocessingDrawing" xmlns:wp="http://schemas.openxmlformats.org/drawingml/2006/wordprocessingDrawing" xmlns:wpc="http://schemas.microsoft.com/office/word/2010/wordprocessingCanvas" xmlns:wpg="http://schemas.microsoft.com/office/word/2010/wordprocessingGroup" xmlns:wpi="http://schemas.microsoft.com/office/word/2010/wordprocessingInk" xmlns:wps="http://schemas.microsoft.com/office/word/2010/wordprocessingShape" mc:Ignorable="w14 wp14">
+  <w:p>
+    <w:pPr>
+      <w:pStyle w:val="Header"/>
+      <w:jc w:val="right"/>
+    </w:pPr>
+    <w:r>
+      <w:rPr>
+        <w:rFonts w:ascii="Calibri" w:hAnsi="Calibri"/>
+        <w:color w:val="A88B65"/>
+        <w:sz w:val="16"/>
+      </w:rPr>
+      <w:t>JONIK NDOVU FARM · DOC-02 · TIER 2 REGISTERED</w:t>
+    </w:r>
+  </w:p>
+</w:hdr>
 </file>
 
 <file path=word/numbering.xml><?xml version="1.0" encoding="utf-8"?>
@@ -662,11 +5157,6 @@
     <w:name w:val="Normal"/>
     <w:qFormat/>
     <w:rsid w:val="00FC693F"/>
-    <w:rPr>
-      <w:rFonts w:ascii="Aptos" w:hAnsi="Aptos"/>
-      <w:color w:val="23312C"/>
-      <w:sz w:val="20"/>
-    </w:rPr>
   </w:style>
   <w:style w:type="paragraph" w:styleId="Header">
     <w:name w:val="header"/>
@@ -727,11 +5217,11 @@
       <w:outlineLvl w:val="0"/>
     </w:pPr>
     <w:rPr>
-      <w:rFonts w:asciiTheme="majorHAnsi" w:eastAsiaTheme="majorEastAsia" w:hAnsiTheme="majorHAnsi" w:cstheme="majorBidi" w:ascii="Aptos Display" w:hAnsi="Aptos Display"/>
+      <w:rFonts w:asciiTheme="majorHAnsi" w:eastAsiaTheme="majorEastAsia" w:hAnsiTheme="majorHAnsi" w:cstheme="majorBidi"/>
       <w:b/>
       <w:bCs/>
-      <w:color w:val="153F35"/>
-      <w:sz w:val="38"/>
+      <w:color w:val="365F91" w:themeColor="accent1" w:themeShade="BF"/>
+      <w:sz w:val="28"/>
       <w:szCs w:val="28"/>
     </w:rPr>
   </w:style>
@@ -751,10 +5241,10 @@
       <w:outlineLvl w:val="1"/>
     </w:pPr>
     <w:rPr>
-      <w:rFonts w:asciiTheme="majorHAnsi" w:eastAsiaTheme="majorEastAsia" w:hAnsiTheme="majorHAnsi" w:cstheme="majorBidi" w:ascii="Aptos Display" w:hAnsi="Aptos Display"/>
+      <w:rFonts w:asciiTheme="majorHAnsi" w:eastAsiaTheme="majorEastAsia" w:hAnsiTheme="majorHAnsi" w:cstheme="majorBidi"/>
       <w:b/>
       <w:bCs/>
-      <w:color w:val="2F6655"/>
+      <w:color w:val="4F81BD" w:themeColor="accent1"/>
       <w:sz w:val="26"/>
       <w:szCs w:val="26"/>
     </w:rPr>
@@ -775,11 +5265,10 @@
       <w:outlineLvl w:val="2"/>
     </w:pPr>
     <w:rPr>
-      <w:rFonts w:asciiTheme="majorHAnsi" w:eastAsiaTheme="majorEastAsia" w:hAnsiTheme="majorHAnsi" w:cstheme="majorBidi" w:ascii="Aptos Display" w:hAnsi="Aptos Display"/>
+      <w:rFonts w:asciiTheme="majorHAnsi" w:eastAsiaTheme="majorEastAsia" w:hAnsiTheme="majorHAnsi" w:cstheme="majorBidi"/>
       <w:b/>
       <w:bCs/>
-      <w:color w:val="B78A4A"/>
-      <w:sz w:val="22"/>
+      <w:color w:val="4F81BD" w:themeColor="accent1"/>
     </w:rPr>
   </w:style>
   <w:style w:type="paragraph" w:styleId="Heading4">
@@ -1017,12 +5506,11 @@
       <w:contextualSpacing/>
     </w:pPr>
     <w:rPr>
-      <w:rFonts w:asciiTheme="majorHAnsi" w:eastAsiaTheme="majorEastAsia" w:hAnsiTheme="majorHAnsi" w:cstheme="majorBidi" w:ascii="Aptos Display" w:hAnsi="Aptos Display"/>
-      <w:b/>
-      <w:color w:val="153F35"/>
+      <w:rFonts w:asciiTheme="majorHAnsi" w:eastAsiaTheme="majorEastAsia" w:hAnsiTheme="majorHAnsi" w:cstheme="majorBidi"/>
+      <w:color w:val="17365D" w:themeColor="text2" w:themeShade="BF"/>
       <w:spacing w:val="5"/>
       <w:kern w:val="28"/>
-      <w:sz w:val="56"/>
+      <w:sz w:val="52"/>
       <w:szCs w:val="52"/>
     </w:rPr>
   </w:style>
